--- a/flow/20230914_vu_template/drafts/2024-11-u/16-СБ-Матея.docx
+++ b/flow/20230914_vu_template/drafts/2024-11-u/16-СБ-Матея.docx
@@ -13816,11 +13816,22 @@
           <w:color w:val="000000"/>
           <w:sz w:val="24"/>
         </w:rPr>
-        <w:t>Го</w:t>
-      </w:r>
-      <w:r>
-        <w:rPr>
-          <w:rFonts w:ascii="Times New Roman" w:hAnsi="Times New Roman"/>
+        <w:t xml:space="preserve">Го́споди, взива́ю я до Те́бе, ви́слухай мене́.* </w:t>
+      </w:r>
+      <w:r>
+        <w:rPr>
+          <w:rFonts w:ascii="Times New Roman" w:hAnsi="Times New Roman"/>
+          <w:b/>
+          <w:color w:val="000000"/>
+          <w:sz w:val="24"/>
+        </w:rPr>
+        <w:t>Ви</w:t>
+      </w:r>
+      <w:r>
+        <w:rPr>
+          <w:rFonts w:ascii="Times New Roman" w:hAnsi="Times New Roman"/>
+          <w:b/>
+          <w:color w:val="000000"/>
           <w:sz w:val="24"/>
         </w:rPr>
         <w:t>́</w:t>
@@ -13832,7 +13843,7 @@
           <w:color w:val="000000"/>
           <w:sz w:val="24"/>
         </w:rPr>
-        <w:t>споди,</w:t>
+        <w:t>слухай мене</w:t>
       </w:r>
       <w:r>
         <w:rPr>
@@ -13841,7 +13852,7 @@
           <w:color w:val="000000"/>
           <w:sz w:val="24"/>
         </w:rPr>
-        <w:t xml:space="preserve"> </w:t>
+        <w:t>́</w:t>
       </w:r>
       <w:r>
         <w:rPr>
@@ -13850,11 +13861,13 @@
           <w:color w:val="000000"/>
           <w:sz w:val="24"/>
         </w:rPr>
-        <w:t>взива</w:t>
-      </w:r>
-      <w:r>
-        <w:rPr>
-          <w:rFonts w:ascii="Times New Roman" w:hAnsi="Times New Roman"/>
+        <w:t>, Го</w:t>
+      </w:r>
+      <w:r>
+        <w:rPr>
+          <w:rFonts w:ascii="Times New Roman" w:hAnsi="Times New Roman"/>
+          <w:b/>
+          <w:color w:val="000000"/>
           <w:sz w:val="24"/>
         </w:rPr>
         <w:t>́</w:t>
@@ -13866,7 +13879,7 @@
           <w:color w:val="000000"/>
           <w:sz w:val="24"/>
         </w:rPr>
-        <w:t>ю</w:t>
+        <w:t>споди.* Го</w:t>
       </w:r>
       <w:r>
         <w:rPr>
@@ -13875,7 +13888,7 @@
           <w:color w:val="000000"/>
           <w:sz w:val="24"/>
         </w:rPr>
-        <w:t xml:space="preserve"> </w:t>
+        <w:t>́</w:t>
       </w:r>
       <w:r>
         <w:rPr>
@@ -13884,7 +13897,7 @@
           <w:color w:val="000000"/>
           <w:sz w:val="24"/>
         </w:rPr>
-        <w:t>я</w:t>
+        <w:t>споди, взива</w:t>
       </w:r>
       <w:r>
         <w:rPr>
@@ -13893,7 +13906,7 @@
           <w:color w:val="000000"/>
           <w:sz w:val="24"/>
         </w:rPr>
-        <w:t xml:space="preserve"> </w:t>
+        <w:t>́</w:t>
       </w:r>
       <w:r>
         <w:rPr>
@@ -13902,7 +13915,7 @@
           <w:color w:val="000000"/>
           <w:sz w:val="24"/>
         </w:rPr>
-        <w:t>до</w:t>
+        <w:t>ю я до Те</w:t>
       </w:r>
       <w:r>
         <w:rPr>
@@ -13911,7 +13924,7 @@
           <w:color w:val="000000"/>
           <w:sz w:val="24"/>
         </w:rPr>
-        <w:t xml:space="preserve"> </w:t>
+        <w:t>́</w:t>
       </w:r>
       <w:r>
         <w:rPr>
@@ -13920,11 +13933,13 @@
           <w:color w:val="000000"/>
           <w:sz w:val="24"/>
         </w:rPr>
-        <w:t>Те</w:t>
-      </w:r>
-      <w:r>
-        <w:rPr>
-          <w:rFonts w:ascii="Times New Roman" w:hAnsi="Times New Roman"/>
+        <w:t>бе, ви</w:t>
+      </w:r>
+      <w:r>
+        <w:rPr>
+          <w:rFonts w:ascii="Times New Roman" w:hAnsi="Times New Roman"/>
+          <w:b/>
+          <w:color w:val="000000"/>
           <w:sz w:val="24"/>
         </w:rPr>
         <w:t>́</w:t>
@@ -13936,7 +13951,7 @@
           <w:color w:val="000000"/>
           <w:sz w:val="24"/>
         </w:rPr>
-        <w:t>бе,</w:t>
+        <w:t>слухай мене</w:t>
       </w:r>
       <w:r>
         <w:rPr>
@@ -13945,7 +13960,7 @@
           <w:color w:val="000000"/>
           <w:sz w:val="24"/>
         </w:rPr>
-        <w:t xml:space="preserve"> </w:t>
+        <w:t>́</w:t>
       </w:r>
       <w:r>
         <w:rPr>
@@ -13954,11 +13969,13 @@
           <w:color w:val="000000"/>
           <w:sz w:val="24"/>
         </w:rPr>
-        <w:t>ви</w:t>
-      </w:r>
-      <w:r>
-        <w:rPr>
-          <w:rFonts w:ascii="Times New Roman" w:hAnsi="Times New Roman"/>
+        <w:t>.* Почу</w:t>
+      </w:r>
+      <w:r>
+        <w:rPr>
+          <w:rFonts w:ascii="Times New Roman" w:hAnsi="Times New Roman"/>
+          <w:b/>
+          <w:color w:val="000000"/>
           <w:sz w:val="24"/>
         </w:rPr>
         <w:t>́</w:t>
@@ -13970,7 +13987,7 @@
           <w:color w:val="000000"/>
           <w:sz w:val="24"/>
         </w:rPr>
-        <w:t>слухай</w:t>
+        <w:t>й го</w:t>
       </w:r>
       <w:r>
         <w:rPr>
@@ -13979,7 +13996,7 @@
           <w:color w:val="000000"/>
           <w:sz w:val="24"/>
         </w:rPr>
-        <w:t xml:space="preserve"> </w:t>
+        <w:t>́</w:t>
       </w:r>
       <w:r>
         <w:rPr>
@@ -13988,11 +14005,13 @@
           <w:color w:val="000000"/>
           <w:sz w:val="24"/>
         </w:rPr>
-        <w:t>мене</w:t>
-      </w:r>
-      <w:r>
-        <w:rPr>
-          <w:rFonts w:ascii="Times New Roman" w:hAnsi="Times New Roman"/>
+        <w:t>лос молі</w:t>
+      </w:r>
+      <w:r>
+        <w:rPr>
+          <w:rFonts w:ascii="Times New Roman" w:hAnsi="Times New Roman"/>
+          <w:b/>
+          <w:color w:val="000000"/>
           <w:sz w:val="24"/>
         </w:rPr>
         <w:t>́</w:t>
@@ -14004,7 +14023,7 @@
           <w:color w:val="000000"/>
           <w:sz w:val="24"/>
         </w:rPr>
-        <w:t>.*</w:t>
+        <w:t>ння мого</w:t>
       </w:r>
       <w:r>
         <w:rPr>
@@ -14013,7 +14032,7 @@
           <w:color w:val="000000"/>
           <w:sz w:val="24"/>
         </w:rPr>
-        <w:t xml:space="preserve"> </w:t>
+        <w:t>́</w:t>
       </w:r>
       <w:r>
         <w:rPr>
@@ -14022,11 +14041,343 @@
           <w:color w:val="000000"/>
           <w:sz w:val="24"/>
         </w:rPr>
+        <w:t>,* коли</w:t>
+      </w:r>
+      <w:r>
+        <w:rPr>
+          <w:rFonts w:ascii="Times New Roman" w:hAnsi="Times New Roman"/>
+          <w:b/>
+          <w:color w:val="000000"/>
+          <w:sz w:val="24"/>
+        </w:rPr>
+        <w:t>́</w:t>
+      </w:r>
+      <w:r>
+        <w:rPr>
+          <w:rFonts w:ascii="Times New Roman" w:hAnsi="Times New Roman"/>
+          <w:b/>
+          <w:color w:val="000000"/>
+          <w:sz w:val="24"/>
+        </w:rPr>
+        <w:t xml:space="preserve"> взива</w:t>
+      </w:r>
+      <w:r>
+        <w:rPr>
+          <w:rFonts w:ascii="Times New Roman" w:hAnsi="Times New Roman"/>
+          <w:b/>
+          <w:color w:val="000000"/>
+          <w:sz w:val="24"/>
+        </w:rPr>
+        <w:t>́</w:t>
+      </w:r>
+      <w:r>
+        <w:rPr>
+          <w:rFonts w:ascii="Times New Roman" w:hAnsi="Times New Roman"/>
+          <w:b/>
+          <w:color w:val="000000"/>
+          <w:sz w:val="24"/>
+        </w:rPr>
+        <w:t>ю до Те</w:t>
+      </w:r>
+      <w:r>
+        <w:rPr>
+          <w:rFonts w:ascii="Times New Roman" w:hAnsi="Times New Roman"/>
+          <w:b/>
+          <w:color w:val="000000"/>
+          <w:sz w:val="24"/>
+        </w:rPr>
+        <w:t>́</w:t>
+      </w:r>
+      <w:r>
+        <w:rPr>
+          <w:rFonts w:ascii="Times New Roman" w:hAnsi="Times New Roman"/>
+          <w:b/>
+          <w:color w:val="000000"/>
+          <w:sz w:val="24"/>
+        </w:rPr>
+        <w:t>бе.* Ви</w:t>
+      </w:r>
+      <w:r>
+        <w:rPr>
+          <w:rFonts w:ascii="Times New Roman" w:hAnsi="Times New Roman"/>
+          <w:b/>
+          <w:color w:val="000000"/>
+          <w:sz w:val="24"/>
+        </w:rPr>
+        <w:t>́</w:t>
+      </w:r>
+      <w:r>
+        <w:rPr>
+          <w:rFonts w:ascii="Times New Roman" w:hAnsi="Times New Roman"/>
+          <w:b/>
+          <w:color w:val="000000"/>
+          <w:sz w:val="24"/>
+        </w:rPr>
+        <w:t>слухай мене</w:t>
+      </w:r>
+      <w:r>
+        <w:rPr>
+          <w:rFonts w:ascii="Times New Roman" w:hAnsi="Times New Roman"/>
+          <w:b/>
+          <w:color w:val="000000"/>
+          <w:sz w:val="24"/>
+        </w:rPr>
+        <w:t>́</w:t>
+      </w:r>
+      <w:r>
+        <w:rPr>
+          <w:rFonts w:ascii="Times New Roman" w:hAnsi="Times New Roman"/>
+          <w:b/>
+          <w:color w:val="000000"/>
+          <w:sz w:val="24"/>
+        </w:rPr>
+        <w:t>, Го</w:t>
+      </w:r>
+      <w:r>
+        <w:rPr>
+          <w:rFonts w:ascii="Times New Roman" w:hAnsi="Times New Roman"/>
+          <w:b/>
+          <w:color w:val="000000"/>
+          <w:sz w:val="24"/>
+        </w:rPr>
+        <w:t>́</w:t>
+      </w:r>
+      <w:r>
+        <w:rPr>
+          <w:rFonts w:ascii="Times New Roman" w:hAnsi="Times New Roman"/>
+          <w:b/>
+          <w:color w:val="000000"/>
+          <w:sz w:val="24"/>
+        </w:rPr>
+        <w:t>споди.</w:t>
+      </w:r>
+    </w:p>
+    <w:p>
+      <w:pPr>
+        <w:pStyle w:val="Normal"/>
+        <w:spacing w:after="120"/>
+      </w:pPr>
+      <w:r>
+        <w:rPr>
+          <w:rFonts w:ascii="Times New Roman" w:hAnsi="Times New Roman"/>
+          <w:b/>
+          <w:color w:val="000000"/>
+          <w:sz w:val="24"/>
+        </w:rPr>
+        <w:t>Неха</w:t>
+      </w:r>
+      <w:r>
+        <w:rPr>
+          <w:rFonts w:ascii="Times New Roman" w:hAnsi="Times New Roman"/>
+          <w:b/>
+          <w:color w:val="000000"/>
+          <w:sz w:val="24"/>
+        </w:rPr>
+        <w:t>́</w:t>
+      </w:r>
+      <w:r>
+        <w:rPr>
+          <w:rFonts w:ascii="Times New Roman" w:hAnsi="Times New Roman"/>
+          <w:b/>
+          <w:color w:val="000000"/>
+          <w:sz w:val="24"/>
+        </w:rPr>
+        <w:t>й піднесе</w:t>
+      </w:r>
+      <w:r>
+        <w:rPr>
+          <w:rFonts w:ascii="Times New Roman" w:hAnsi="Times New Roman"/>
+          <w:b/>
+          <w:color w:val="000000"/>
+          <w:sz w:val="24"/>
+        </w:rPr>
+        <w:t>́</w:t>
+      </w:r>
+      <w:r>
+        <w:rPr>
+          <w:rFonts w:ascii="Times New Roman" w:hAnsi="Times New Roman"/>
+          <w:b/>
+          <w:color w:val="000000"/>
+          <w:sz w:val="24"/>
+        </w:rPr>
+        <w:t>ться моли</w:t>
+      </w:r>
+      <w:r>
+        <w:rPr>
+          <w:rFonts w:ascii="Times New Roman" w:hAnsi="Times New Roman"/>
+          <w:b/>
+          <w:color w:val="000000"/>
+          <w:sz w:val="24"/>
+        </w:rPr>
+        <w:t>́</w:t>
+      </w:r>
+      <w:r>
+        <w:rPr>
+          <w:rFonts w:ascii="Times New Roman" w:hAnsi="Times New Roman"/>
+          <w:b/>
+          <w:color w:val="000000"/>
+          <w:sz w:val="24"/>
+        </w:rPr>
+        <w:t>тва моя</w:t>
+      </w:r>
+      <w:r>
+        <w:rPr>
+          <w:rFonts w:ascii="Times New Roman" w:hAnsi="Times New Roman"/>
+          <w:b/>
+          <w:color w:val="000000"/>
+          <w:sz w:val="24"/>
+        </w:rPr>
+        <w:t>́</w:t>
+      </w:r>
+      <w:r>
+        <w:rPr>
+          <w:rFonts w:ascii="Times New Roman" w:hAnsi="Times New Roman"/>
+          <w:b/>
+          <w:color w:val="000000"/>
+          <w:sz w:val="24"/>
+        </w:rPr>
+        <w:t>,* мов кади</w:t>
+      </w:r>
+      <w:r>
+        <w:rPr>
+          <w:rFonts w:ascii="Times New Roman" w:hAnsi="Times New Roman"/>
+          <w:b/>
+          <w:color w:val="000000"/>
+          <w:sz w:val="24"/>
+        </w:rPr>
+        <w:t>́</w:t>
+      </w:r>
+      <w:r>
+        <w:rPr>
+          <w:rFonts w:ascii="Times New Roman" w:hAnsi="Times New Roman"/>
+          <w:b/>
+          <w:color w:val="000000"/>
+          <w:sz w:val="24"/>
+        </w:rPr>
+        <w:t>ло пе</w:t>
+      </w:r>
+      <w:r>
+        <w:rPr>
+          <w:rFonts w:ascii="Times New Roman" w:hAnsi="Times New Roman"/>
+          <w:b/>
+          <w:color w:val="000000"/>
+          <w:sz w:val="24"/>
+        </w:rPr>
+        <w:t>́</w:t>
+      </w:r>
+      <w:r>
+        <w:rPr>
+          <w:rFonts w:ascii="Times New Roman" w:hAnsi="Times New Roman"/>
+          <w:b/>
+          <w:color w:val="000000"/>
+          <w:sz w:val="24"/>
+        </w:rPr>
+        <w:t>ред Тобо</w:t>
+      </w:r>
+      <w:r>
+        <w:rPr>
+          <w:rFonts w:ascii="Times New Roman" w:hAnsi="Times New Roman"/>
+          <w:b/>
+          <w:color w:val="000000"/>
+          <w:sz w:val="24"/>
+        </w:rPr>
+        <w:t>́</w:t>
+      </w:r>
+      <w:r>
+        <w:rPr>
+          <w:rFonts w:ascii="Times New Roman" w:hAnsi="Times New Roman"/>
+          <w:b/>
+          <w:color w:val="000000"/>
+          <w:sz w:val="24"/>
+        </w:rPr>
+        <w:t>ю;* підно</w:t>
+      </w:r>
+      <w:r>
+        <w:rPr>
+          <w:rFonts w:ascii="Times New Roman" w:hAnsi="Times New Roman"/>
+          <w:b/>
+          <w:color w:val="000000"/>
+          <w:sz w:val="24"/>
+        </w:rPr>
+        <w:t>́</w:t>
+      </w:r>
+      <w:r>
+        <w:rPr>
+          <w:rFonts w:ascii="Times New Roman" w:hAnsi="Times New Roman"/>
+          <w:b/>
+          <w:color w:val="000000"/>
+          <w:sz w:val="24"/>
+        </w:rPr>
+        <w:t>шення рук мої</w:t>
+      </w:r>
+      <w:r>
+        <w:rPr>
+          <w:rFonts w:ascii="Times New Roman" w:hAnsi="Times New Roman"/>
+          <w:b/>
+          <w:color w:val="000000"/>
+          <w:sz w:val="24"/>
+        </w:rPr>
+        <w:t>́</w:t>
+      </w:r>
+      <w:r>
+        <w:rPr>
+          <w:rFonts w:ascii="Times New Roman" w:hAnsi="Times New Roman"/>
+          <w:b/>
+          <w:color w:val="000000"/>
+          <w:sz w:val="24"/>
+        </w:rPr>
+        <w:t>х,* як же</w:t>
+      </w:r>
+      <w:r>
+        <w:rPr>
+          <w:rFonts w:ascii="Times New Roman" w:hAnsi="Times New Roman"/>
+          <w:b/>
+          <w:color w:val="000000"/>
+          <w:sz w:val="24"/>
+        </w:rPr>
+        <w:t>́</w:t>
+      </w:r>
+      <w:r>
+        <w:rPr>
+          <w:rFonts w:ascii="Times New Roman" w:hAnsi="Times New Roman"/>
+          <w:b/>
+          <w:color w:val="000000"/>
+          <w:sz w:val="24"/>
+        </w:rPr>
+        <w:t>ртва вечі</w:t>
+      </w:r>
+      <w:r>
+        <w:rPr>
+          <w:rFonts w:ascii="Times New Roman" w:hAnsi="Times New Roman"/>
+          <w:b/>
+          <w:color w:val="000000"/>
+          <w:sz w:val="24"/>
+        </w:rPr>
+        <w:t>́</w:t>
+      </w:r>
+      <w:r>
+        <w:rPr>
+          <w:rFonts w:ascii="Times New Roman" w:hAnsi="Times New Roman"/>
+          <w:b/>
+          <w:color w:val="000000"/>
+          <w:sz w:val="24"/>
+        </w:rPr>
+        <w:t xml:space="preserve">рня.* </w:t>
+      </w:r>
+      <w:r>
+        <w:rPr>
+          <w:rFonts w:ascii="Times New Roman" w:hAnsi="Times New Roman"/>
+          <w:b/>
+          <w:color w:val="000000"/>
+          <w:sz w:val="24"/>
+        </w:rPr>
         <w:t>Ви</w:t>
       </w:r>
       <w:r>
         <w:rPr>
           <w:rFonts w:ascii="Times New Roman" w:hAnsi="Times New Roman"/>
+          <w:b/>
+          <w:color w:val="000000"/>
           <w:sz w:val="24"/>
         </w:rPr>
         <w:t>́</w:t>
@@ -14038,7 +14389,7 @@
           <w:color w:val="000000"/>
           <w:sz w:val="24"/>
         </w:rPr>
-        <w:t>слухай</w:t>
+        <w:t>слухай мене</w:t>
       </w:r>
       <w:r>
         <w:rPr>
@@ -14047,7 +14398,7 @@
           <w:color w:val="000000"/>
           <w:sz w:val="24"/>
         </w:rPr>
-        <w:t xml:space="preserve"> </w:t>
+        <w:t>́</w:t>
       </w:r>
       <w:r>
         <w:rPr>
@@ -14056,1111 +14407,13 @@
           <w:color w:val="000000"/>
           <w:sz w:val="24"/>
         </w:rPr>
-        <w:t>мене,</w:t>
+        <w:t>, Го</w:t>
       </w:r>
       <w:r>
         <w:rPr>
           <w:rFonts w:ascii="Times New Roman" w:hAnsi="Times New Roman"/>
           <w:b/>
           <w:color w:val="000000"/>
-          <w:sz w:val="24"/>
-        </w:rPr>
-        <w:t xml:space="preserve"> </w:t>
-      </w:r>
-      <w:r>
-        <w:rPr>
-          <w:rFonts w:ascii="Times New Roman" w:hAnsi="Times New Roman"/>
-          <w:b/>
-          <w:color w:val="000000"/>
-          <w:sz w:val="24"/>
-        </w:rPr>
-        <w:t>Го</w:t>
-      </w:r>
-      <w:r>
-        <w:rPr>
-          <w:rFonts w:ascii="Times New Roman" w:hAnsi="Times New Roman"/>
-          <w:sz w:val="24"/>
-        </w:rPr>
-        <w:t>́</w:t>
-      </w:r>
-      <w:r>
-        <w:rPr>
-          <w:rFonts w:ascii="Times New Roman" w:hAnsi="Times New Roman"/>
-          <w:b/>
-          <w:color w:val="000000"/>
-          <w:sz w:val="24"/>
-        </w:rPr>
-        <w:t>споди.*</w:t>
-      </w:r>
-      <w:r>
-        <w:rPr>
-          <w:rFonts w:ascii="Times New Roman" w:hAnsi="Times New Roman"/>
-          <w:b/>
-          <w:color w:val="000000"/>
-          <w:sz w:val="24"/>
-        </w:rPr>
-        <w:t xml:space="preserve"> </w:t>
-      </w:r>
-      <w:r>
-        <w:rPr>
-          <w:rFonts w:ascii="Times New Roman" w:hAnsi="Times New Roman"/>
-          <w:b/>
-          <w:color w:val="000000"/>
-          <w:sz w:val="24"/>
-        </w:rPr>
-        <w:t>Го</w:t>
-      </w:r>
-      <w:r>
-        <w:rPr>
-          <w:rFonts w:ascii="Times New Roman" w:hAnsi="Times New Roman"/>
-          <w:sz w:val="24"/>
-        </w:rPr>
-        <w:t>́</w:t>
-      </w:r>
-      <w:r>
-        <w:rPr>
-          <w:rFonts w:ascii="Times New Roman" w:hAnsi="Times New Roman"/>
-          <w:b/>
-          <w:color w:val="000000"/>
-          <w:sz w:val="24"/>
-        </w:rPr>
-        <w:t>споди,</w:t>
-      </w:r>
-      <w:r>
-        <w:rPr>
-          <w:rFonts w:ascii="Times New Roman" w:hAnsi="Times New Roman"/>
-          <w:b/>
-          <w:color w:val="000000"/>
-          <w:sz w:val="24"/>
-        </w:rPr>
-        <w:t xml:space="preserve"> </w:t>
-      </w:r>
-      <w:r>
-        <w:rPr>
-          <w:rFonts w:ascii="Times New Roman" w:hAnsi="Times New Roman"/>
-          <w:b/>
-          <w:color w:val="000000"/>
-          <w:sz w:val="24"/>
-        </w:rPr>
-        <w:t>взива</w:t>
-      </w:r>
-      <w:r>
-        <w:rPr>
-          <w:rFonts w:ascii="Times New Roman" w:hAnsi="Times New Roman"/>
-          <w:sz w:val="24"/>
-        </w:rPr>
-        <w:t>́</w:t>
-      </w:r>
-      <w:r>
-        <w:rPr>
-          <w:rFonts w:ascii="Times New Roman" w:hAnsi="Times New Roman"/>
-          <w:b/>
-          <w:color w:val="000000"/>
-          <w:sz w:val="24"/>
-        </w:rPr>
-        <w:t>ю</w:t>
-      </w:r>
-      <w:r>
-        <w:rPr>
-          <w:rFonts w:ascii="Times New Roman" w:hAnsi="Times New Roman"/>
-          <w:b/>
-          <w:color w:val="000000"/>
-          <w:sz w:val="24"/>
-        </w:rPr>
-        <w:t xml:space="preserve"> </w:t>
-      </w:r>
-      <w:r>
-        <w:rPr>
-          <w:rFonts w:ascii="Times New Roman" w:hAnsi="Times New Roman"/>
-          <w:b/>
-          <w:color w:val="000000"/>
-          <w:sz w:val="24"/>
-        </w:rPr>
-        <w:t>я</w:t>
-      </w:r>
-      <w:r>
-        <w:rPr>
-          <w:rFonts w:ascii="Times New Roman" w:hAnsi="Times New Roman"/>
-          <w:b/>
-          <w:color w:val="000000"/>
-          <w:sz w:val="24"/>
-        </w:rPr>
-        <w:t xml:space="preserve"> </w:t>
-      </w:r>
-      <w:r>
-        <w:rPr>
-          <w:rFonts w:ascii="Times New Roman" w:hAnsi="Times New Roman"/>
-          <w:b/>
-          <w:color w:val="000000"/>
-          <w:sz w:val="24"/>
-        </w:rPr>
-        <w:t>до</w:t>
-      </w:r>
-      <w:r>
-        <w:rPr>
-          <w:rFonts w:ascii="Times New Roman" w:hAnsi="Times New Roman"/>
-          <w:b/>
-          <w:color w:val="000000"/>
-          <w:sz w:val="24"/>
-        </w:rPr>
-        <w:t xml:space="preserve"> </w:t>
-      </w:r>
-      <w:r>
-        <w:rPr>
-          <w:rFonts w:ascii="Times New Roman" w:hAnsi="Times New Roman"/>
-          <w:b/>
-          <w:color w:val="000000"/>
-          <w:sz w:val="24"/>
-        </w:rPr>
-        <w:t>Те</w:t>
-      </w:r>
-      <w:r>
-        <w:rPr>
-          <w:rFonts w:ascii="Times New Roman" w:hAnsi="Times New Roman"/>
-          <w:sz w:val="24"/>
-        </w:rPr>
-        <w:t>́</w:t>
-      </w:r>
-      <w:r>
-        <w:rPr>
-          <w:rFonts w:ascii="Times New Roman" w:hAnsi="Times New Roman"/>
-          <w:b/>
-          <w:color w:val="000000"/>
-          <w:sz w:val="24"/>
-        </w:rPr>
-        <w:t>бе,</w:t>
-      </w:r>
-      <w:r>
-        <w:rPr>
-          <w:rFonts w:ascii="Times New Roman" w:hAnsi="Times New Roman"/>
-          <w:b/>
-          <w:color w:val="000000"/>
-          <w:sz w:val="24"/>
-        </w:rPr>
-        <w:t xml:space="preserve"> </w:t>
-      </w:r>
-      <w:r>
-        <w:rPr>
-          <w:rFonts w:ascii="Times New Roman" w:hAnsi="Times New Roman"/>
-          <w:b/>
-          <w:color w:val="000000"/>
-          <w:sz w:val="24"/>
-        </w:rPr>
-        <w:t>ви</w:t>
-      </w:r>
-      <w:r>
-        <w:rPr>
-          <w:rFonts w:ascii="Times New Roman" w:hAnsi="Times New Roman"/>
-          <w:sz w:val="24"/>
-        </w:rPr>
-        <w:t>́</w:t>
-      </w:r>
-      <w:r>
-        <w:rPr>
-          <w:rFonts w:ascii="Times New Roman" w:hAnsi="Times New Roman"/>
-          <w:b/>
-          <w:color w:val="000000"/>
-          <w:sz w:val="24"/>
-        </w:rPr>
-        <w:t>слухай</w:t>
-      </w:r>
-      <w:r>
-        <w:rPr>
-          <w:rFonts w:ascii="Times New Roman" w:hAnsi="Times New Roman"/>
-          <w:b/>
-          <w:color w:val="000000"/>
-          <w:sz w:val="24"/>
-        </w:rPr>
-        <w:t xml:space="preserve"> </w:t>
-      </w:r>
-      <w:r>
-        <w:rPr>
-          <w:rFonts w:ascii="Times New Roman" w:hAnsi="Times New Roman"/>
-          <w:b/>
-          <w:color w:val="000000"/>
-          <w:sz w:val="24"/>
-        </w:rPr>
-        <w:t>мене</w:t>
-      </w:r>
-      <w:r>
-        <w:rPr>
-          <w:rFonts w:ascii="Times New Roman" w:hAnsi="Times New Roman"/>
-          <w:sz w:val="24"/>
-        </w:rPr>
-        <w:t>́</w:t>
-      </w:r>
-      <w:r>
-        <w:rPr>
-          <w:rFonts w:ascii="Times New Roman" w:hAnsi="Times New Roman"/>
-          <w:b/>
-          <w:color w:val="000000"/>
-          <w:sz w:val="24"/>
-        </w:rPr>
-        <w:t>.*</w:t>
-      </w:r>
-      <w:r>
-        <w:rPr>
-          <w:rFonts w:ascii="Times New Roman" w:hAnsi="Times New Roman"/>
-          <w:b/>
-          <w:color w:val="000000"/>
-          <w:sz w:val="24"/>
-        </w:rPr>
-        <w:t xml:space="preserve"> </w:t>
-      </w:r>
-      <w:r>
-        <w:rPr>
-          <w:rFonts w:ascii="Times New Roman" w:hAnsi="Times New Roman"/>
-          <w:b/>
-          <w:color w:val="000000"/>
-          <w:sz w:val="24"/>
-        </w:rPr>
-        <w:t>Почу</w:t>
-      </w:r>
-      <w:r>
-        <w:rPr>
-          <w:rFonts w:ascii="Times New Roman" w:hAnsi="Times New Roman"/>
-          <w:sz w:val="24"/>
-        </w:rPr>
-        <w:t>́</w:t>
-      </w:r>
-      <w:r>
-        <w:rPr>
-          <w:rFonts w:ascii="Times New Roman" w:hAnsi="Times New Roman"/>
-          <w:b/>
-          <w:color w:val="000000"/>
-          <w:sz w:val="24"/>
-        </w:rPr>
-        <w:t>й</w:t>
-      </w:r>
-      <w:r>
-        <w:rPr>
-          <w:rFonts w:ascii="Times New Roman" w:hAnsi="Times New Roman"/>
-          <w:b/>
-          <w:color w:val="000000"/>
-          <w:sz w:val="24"/>
-        </w:rPr>
-        <w:t xml:space="preserve"> </w:t>
-      </w:r>
-      <w:r>
-        <w:rPr>
-          <w:rFonts w:ascii="Times New Roman" w:hAnsi="Times New Roman"/>
-          <w:b/>
-          <w:color w:val="000000"/>
-          <w:sz w:val="24"/>
-        </w:rPr>
-        <w:t>го</w:t>
-      </w:r>
-      <w:r>
-        <w:rPr>
-          <w:rFonts w:ascii="Times New Roman" w:hAnsi="Times New Roman"/>
-          <w:sz w:val="24"/>
-        </w:rPr>
-        <w:t>́</w:t>
-      </w:r>
-      <w:r>
-        <w:rPr>
-          <w:rFonts w:ascii="Times New Roman" w:hAnsi="Times New Roman"/>
-          <w:b/>
-          <w:color w:val="000000"/>
-          <w:sz w:val="24"/>
-        </w:rPr>
-        <w:t>лос</w:t>
-      </w:r>
-      <w:r>
-        <w:rPr>
-          <w:rFonts w:ascii="Times New Roman" w:hAnsi="Times New Roman"/>
-          <w:b/>
-          <w:color w:val="000000"/>
-          <w:sz w:val="24"/>
-        </w:rPr>
-        <w:t xml:space="preserve"> </w:t>
-      </w:r>
-      <w:r>
-        <w:rPr>
-          <w:rFonts w:ascii="Times New Roman" w:hAnsi="Times New Roman"/>
-          <w:b/>
-          <w:color w:val="000000"/>
-          <w:sz w:val="24"/>
-        </w:rPr>
-        <w:t>молі</w:t>
-      </w:r>
-      <w:r>
-        <w:rPr>
-          <w:rFonts w:ascii="Times New Roman" w:hAnsi="Times New Roman"/>
-          <w:sz w:val="24"/>
-        </w:rPr>
-        <w:t>́</w:t>
-      </w:r>
-      <w:r>
-        <w:rPr>
-          <w:rFonts w:ascii="Times New Roman" w:hAnsi="Times New Roman"/>
-          <w:b/>
-          <w:color w:val="000000"/>
-          <w:sz w:val="24"/>
-        </w:rPr>
-        <w:t>ння</w:t>
-      </w:r>
-      <w:r>
-        <w:rPr>
-          <w:rFonts w:ascii="Times New Roman" w:hAnsi="Times New Roman"/>
-          <w:b/>
-          <w:color w:val="000000"/>
-          <w:sz w:val="24"/>
-        </w:rPr>
-        <w:t xml:space="preserve"> </w:t>
-      </w:r>
-      <w:r>
-        <w:rPr>
-          <w:rFonts w:ascii="Times New Roman" w:hAnsi="Times New Roman"/>
-          <w:b/>
-          <w:color w:val="000000"/>
-          <w:sz w:val="24"/>
-        </w:rPr>
-        <w:t>мого</w:t>
-      </w:r>
-      <w:r>
-        <w:rPr>
-          <w:rFonts w:ascii="Times New Roman" w:hAnsi="Times New Roman"/>
-          <w:sz w:val="24"/>
-        </w:rPr>
-        <w:t>́</w:t>
-      </w:r>
-      <w:r>
-        <w:rPr>
-          <w:rFonts w:ascii="Times New Roman" w:hAnsi="Times New Roman"/>
-          <w:b/>
-          <w:color w:val="000000"/>
-          <w:sz w:val="24"/>
-        </w:rPr>
-        <w:t>,*</w:t>
-      </w:r>
-      <w:r>
-        <w:rPr>
-          <w:rFonts w:ascii="Times New Roman" w:hAnsi="Times New Roman"/>
-          <w:b/>
-          <w:color w:val="000000"/>
-          <w:sz w:val="24"/>
-        </w:rPr>
-        <w:t xml:space="preserve"> </w:t>
-      </w:r>
-      <w:r>
-        <w:rPr>
-          <w:rFonts w:ascii="Times New Roman" w:hAnsi="Times New Roman"/>
-          <w:b/>
-          <w:color w:val="000000"/>
-          <w:sz w:val="24"/>
-        </w:rPr>
-        <w:t>коли</w:t>
-      </w:r>
-      <w:r>
-        <w:rPr>
-          <w:rFonts w:ascii="Times New Roman" w:hAnsi="Times New Roman"/>
-          <w:sz w:val="24"/>
-        </w:rPr>
-        <w:t>́</w:t>
-      </w:r>
-      <w:r>
-        <w:rPr>
-          <w:rFonts w:ascii="Times New Roman" w:hAnsi="Times New Roman"/>
-          <w:b/>
-          <w:color w:val="000000"/>
-          <w:sz w:val="24"/>
-        </w:rPr>
-        <w:t xml:space="preserve"> </w:t>
-      </w:r>
-      <w:r>
-        <w:rPr>
-          <w:rFonts w:ascii="Times New Roman" w:hAnsi="Times New Roman"/>
-          <w:b/>
-          <w:color w:val="000000"/>
-          <w:sz w:val="24"/>
-        </w:rPr>
-        <w:t>взива</w:t>
-      </w:r>
-      <w:r>
-        <w:rPr>
-          <w:rFonts w:ascii="Times New Roman" w:hAnsi="Times New Roman"/>
-          <w:sz w:val="24"/>
-        </w:rPr>
-        <w:t>́</w:t>
-      </w:r>
-      <w:r>
-        <w:rPr>
-          <w:rFonts w:ascii="Times New Roman" w:hAnsi="Times New Roman"/>
-          <w:b/>
-          <w:color w:val="000000"/>
-          <w:sz w:val="24"/>
-        </w:rPr>
-        <w:t>ю</w:t>
-      </w:r>
-      <w:r>
-        <w:rPr>
-          <w:rFonts w:ascii="Times New Roman" w:hAnsi="Times New Roman"/>
-          <w:b/>
-          <w:color w:val="000000"/>
-          <w:sz w:val="24"/>
-        </w:rPr>
-        <w:t xml:space="preserve"> </w:t>
-      </w:r>
-      <w:r>
-        <w:rPr>
-          <w:rFonts w:ascii="Times New Roman" w:hAnsi="Times New Roman"/>
-          <w:b/>
-          <w:color w:val="000000"/>
-          <w:sz w:val="24"/>
-        </w:rPr>
-        <w:t>до</w:t>
-      </w:r>
-      <w:r>
-        <w:rPr>
-          <w:rFonts w:ascii="Times New Roman" w:hAnsi="Times New Roman"/>
-          <w:b/>
-          <w:color w:val="000000"/>
-          <w:sz w:val="24"/>
-        </w:rPr>
-        <w:t xml:space="preserve"> </w:t>
-      </w:r>
-      <w:r>
-        <w:rPr>
-          <w:rFonts w:ascii="Times New Roman" w:hAnsi="Times New Roman"/>
-          <w:b/>
-          <w:color w:val="000000"/>
-          <w:sz w:val="24"/>
-        </w:rPr>
-        <w:t>Те</w:t>
-      </w:r>
-      <w:r>
-        <w:rPr>
-          <w:rFonts w:ascii="Times New Roman" w:hAnsi="Times New Roman"/>
-          <w:sz w:val="24"/>
-        </w:rPr>
-        <w:t>́</w:t>
-      </w:r>
-      <w:r>
-        <w:rPr>
-          <w:rFonts w:ascii="Times New Roman" w:hAnsi="Times New Roman"/>
-          <w:b/>
-          <w:color w:val="000000"/>
-          <w:sz w:val="24"/>
-        </w:rPr>
-        <w:t>бе.*</w:t>
-      </w:r>
-      <w:r>
-        <w:rPr>
-          <w:rFonts w:ascii="Times New Roman" w:hAnsi="Times New Roman"/>
-          <w:b/>
-          <w:color w:val="000000"/>
-          <w:sz w:val="24"/>
-        </w:rPr>
-        <w:t xml:space="preserve"> </w:t>
-      </w:r>
-      <w:r>
-        <w:rPr>
-          <w:rFonts w:ascii="Times New Roman" w:hAnsi="Times New Roman"/>
-          <w:b/>
-          <w:color w:val="000000"/>
-          <w:sz w:val="24"/>
-        </w:rPr>
-        <w:t>Ви</w:t>
-      </w:r>
-      <w:r>
-        <w:rPr>
-          <w:rFonts w:ascii="Times New Roman" w:hAnsi="Times New Roman"/>
-          <w:sz w:val="24"/>
-        </w:rPr>
-        <w:t>́</w:t>
-      </w:r>
-      <w:r>
-        <w:rPr>
-          <w:rFonts w:ascii="Times New Roman" w:hAnsi="Times New Roman"/>
-          <w:b/>
-          <w:color w:val="000000"/>
-          <w:sz w:val="24"/>
-        </w:rPr>
-        <w:t>слухай</w:t>
-      </w:r>
-      <w:r>
-        <w:rPr>
-          <w:rFonts w:ascii="Times New Roman" w:hAnsi="Times New Roman"/>
-          <w:b/>
-          <w:color w:val="000000"/>
-          <w:sz w:val="24"/>
-        </w:rPr>
-        <w:t xml:space="preserve"> </w:t>
-      </w:r>
-      <w:r>
-        <w:rPr>
-          <w:rFonts w:ascii="Times New Roman" w:hAnsi="Times New Roman"/>
-          <w:b/>
-          <w:color w:val="000000"/>
-          <w:sz w:val="24"/>
-        </w:rPr>
-        <w:t>мене</w:t>
-      </w:r>
-      <w:r>
-        <w:rPr>
-          <w:rFonts w:ascii="Times New Roman" w:hAnsi="Times New Roman"/>
-          <w:sz w:val="24"/>
-        </w:rPr>
-        <w:t>́</w:t>
-      </w:r>
-      <w:r>
-        <w:rPr>
-          <w:rFonts w:ascii="Times New Roman" w:hAnsi="Times New Roman"/>
-          <w:b/>
-          <w:color w:val="000000"/>
-          <w:sz w:val="24"/>
-        </w:rPr>
-        <w:t>,</w:t>
-      </w:r>
-      <w:r>
-        <w:rPr>
-          <w:rFonts w:ascii="Times New Roman" w:hAnsi="Times New Roman"/>
-          <w:b/>
-          <w:color w:val="000000"/>
-          <w:sz w:val="24"/>
-        </w:rPr>
-        <w:t xml:space="preserve"> </w:t>
-      </w:r>
-      <w:r>
-        <w:rPr>
-          <w:rFonts w:ascii="Times New Roman" w:hAnsi="Times New Roman"/>
-          <w:b/>
-          <w:color w:val="000000"/>
-          <w:sz w:val="24"/>
-        </w:rPr>
-        <w:t>Го</w:t>
-      </w:r>
-      <w:r>
-        <w:rPr>
-          <w:rFonts w:ascii="Times New Roman" w:hAnsi="Times New Roman"/>
-          <w:sz w:val="24"/>
-        </w:rPr>
-        <w:t>́</w:t>
-      </w:r>
-      <w:r>
-        <w:rPr>
-          <w:rFonts w:ascii="Times New Roman" w:hAnsi="Times New Roman"/>
-          <w:b/>
-          <w:color w:val="000000"/>
-          <w:sz w:val="24"/>
-        </w:rPr>
-        <w:t>споди.</w:t>
-      </w:r>
-    </w:p>
-    <w:p>
-      <w:pPr>
-        <w:pStyle w:val="Normal"/>
-        <w:spacing w:after="120"/>
-      </w:pPr>
-      <w:r>
-        <w:rPr>
-          <w:rFonts w:ascii="Times New Roman" w:hAnsi="Times New Roman"/>
-          <w:b/>
-          <w:color w:val="000000"/>
-          <w:sz w:val="24"/>
-        </w:rPr>
-        <w:t>Неха</w:t>
-      </w:r>
-      <w:r>
-        <w:rPr>
-          <w:rFonts w:ascii="Times New Roman" w:hAnsi="Times New Roman"/>
-          <w:sz w:val="24"/>
-        </w:rPr>
-        <w:t>́</w:t>
-      </w:r>
-      <w:r>
-        <w:rPr>
-          <w:rFonts w:ascii="Times New Roman" w:hAnsi="Times New Roman"/>
-          <w:b/>
-          <w:color w:val="000000"/>
-          <w:sz w:val="24"/>
-        </w:rPr>
-        <w:t>й</w:t>
-      </w:r>
-      <w:r>
-        <w:rPr>
-          <w:rFonts w:ascii="Times New Roman" w:hAnsi="Times New Roman"/>
-          <w:b/>
-          <w:color w:val="000000"/>
-          <w:sz w:val="24"/>
-        </w:rPr>
-        <w:t xml:space="preserve"> </w:t>
-      </w:r>
-      <w:r>
-        <w:rPr>
-          <w:rFonts w:ascii="Times New Roman" w:hAnsi="Times New Roman"/>
-          <w:b/>
-          <w:color w:val="000000"/>
-          <w:sz w:val="24"/>
-        </w:rPr>
-        <w:t>піднесе</w:t>
-      </w:r>
-      <w:r>
-        <w:rPr>
-          <w:rFonts w:ascii="Times New Roman" w:hAnsi="Times New Roman"/>
-          <w:sz w:val="24"/>
-        </w:rPr>
-        <w:t>́</w:t>
-      </w:r>
-      <w:r>
-        <w:rPr>
-          <w:rFonts w:ascii="Times New Roman" w:hAnsi="Times New Roman"/>
-          <w:b/>
-          <w:color w:val="000000"/>
-          <w:sz w:val="24"/>
-        </w:rPr>
-        <w:t>ться</w:t>
-      </w:r>
-      <w:r>
-        <w:rPr>
-          <w:rFonts w:ascii="Times New Roman" w:hAnsi="Times New Roman"/>
-          <w:b/>
-          <w:color w:val="000000"/>
-          <w:sz w:val="24"/>
-        </w:rPr>
-        <w:t xml:space="preserve"> </w:t>
-      </w:r>
-      <w:r>
-        <w:rPr>
-          <w:rFonts w:ascii="Times New Roman" w:hAnsi="Times New Roman"/>
-          <w:b/>
-          <w:color w:val="000000"/>
-          <w:sz w:val="24"/>
-        </w:rPr>
-        <w:t>моли</w:t>
-      </w:r>
-      <w:r>
-        <w:rPr>
-          <w:rFonts w:ascii="Times New Roman" w:hAnsi="Times New Roman"/>
-          <w:sz w:val="24"/>
-        </w:rPr>
-        <w:t>́</w:t>
-      </w:r>
-      <w:r>
-        <w:rPr>
-          <w:rFonts w:ascii="Times New Roman" w:hAnsi="Times New Roman"/>
-          <w:b/>
-          <w:color w:val="000000"/>
-          <w:sz w:val="24"/>
-        </w:rPr>
-        <w:t>тва</w:t>
-      </w:r>
-      <w:r>
-        <w:rPr>
-          <w:rFonts w:ascii="Times New Roman" w:hAnsi="Times New Roman"/>
-          <w:b/>
-          <w:color w:val="000000"/>
-          <w:sz w:val="24"/>
-        </w:rPr>
-        <w:t xml:space="preserve"> </w:t>
-      </w:r>
-      <w:r>
-        <w:rPr>
-          <w:rFonts w:ascii="Times New Roman" w:hAnsi="Times New Roman"/>
-          <w:b/>
-          <w:color w:val="000000"/>
-          <w:sz w:val="24"/>
-        </w:rPr>
-        <w:t>моя</w:t>
-      </w:r>
-      <w:r>
-        <w:rPr>
-          <w:rFonts w:ascii="Times New Roman" w:hAnsi="Times New Roman"/>
-          <w:sz w:val="24"/>
-        </w:rPr>
-        <w:t>́</w:t>
-      </w:r>
-      <w:r>
-        <w:rPr>
-          <w:rFonts w:ascii="Times New Roman" w:hAnsi="Times New Roman"/>
-          <w:b/>
-          <w:color w:val="000000"/>
-          <w:sz w:val="24"/>
-        </w:rPr>
-        <w:t>,*</w:t>
-      </w:r>
-      <w:r>
-        <w:rPr>
-          <w:rFonts w:ascii="Times New Roman" w:hAnsi="Times New Roman"/>
-          <w:b/>
-          <w:color w:val="000000"/>
-          <w:sz w:val="24"/>
-        </w:rPr>
-        <w:t xml:space="preserve"> </w:t>
-      </w:r>
-      <w:r>
-        <w:rPr>
-          <w:rFonts w:ascii="Times New Roman" w:hAnsi="Times New Roman"/>
-          <w:b/>
-          <w:color w:val="000000"/>
-          <w:sz w:val="24"/>
-        </w:rPr>
-        <w:t>мов</w:t>
-      </w:r>
-      <w:r>
-        <w:rPr>
-          <w:rFonts w:ascii="Times New Roman" w:hAnsi="Times New Roman"/>
-          <w:b/>
-          <w:color w:val="000000"/>
-          <w:sz w:val="24"/>
-        </w:rPr>
-        <w:t xml:space="preserve"> </w:t>
-      </w:r>
-      <w:r>
-        <w:rPr>
-          <w:rFonts w:ascii="Times New Roman" w:hAnsi="Times New Roman"/>
-          <w:b/>
-          <w:color w:val="000000"/>
-          <w:sz w:val="24"/>
-        </w:rPr>
-        <w:t>кади</w:t>
-      </w:r>
-      <w:r>
-        <w:rPr>
-          <w:rFonts w:ascii="Times New Roman" w:hAnsi="Times New Roman"/>
-          <w:sz w:val="24"/>
-        </w:rPr>
-        <w:t>́</w:t>
-      </w:r>
-      <w:r>
-        <w:rPr>
-          <w:rFonts w:ascii="Times New Roman" w:hAnsi="Times New Roman"/>
-          <w:b/>
-          <w:color w:val="000000"/>
-          <w:sz w:val="24"/>
-        </w:rPr>
-        <w:t>ло</w:t>
-      </w:r>
-      <w:r>
-        <w:rPr>
-          <w:rFonts w:ascii="Times New Roman" w:hAnsi="Times New Roman"/>
-          <w:b/>
-          <w:color w:val="000000"/>
-          <w:sz w:val="24"/>
-        </w:rPr>
-        <w:t xml:space="preserve"> </w:t>
-      </w:r>
-      <w:r>
-        <w:rPr>
-          <w:rFonts w:ascii="Times New Roman" w:hAnsi="Times New Roman"/>
-          <w:b/>
-          <w:color w:val="000000"/>
-          <w:sz w:val="24"/>
-        </w:rPr>
-        <w:t>пе</w:t>
-      </w:r>
-      <w:r>
-        <w:rPr>
-          <w:rFonts w:ascii="Times New Roman" w:hAnsi="Times New Roman"/>
-          <w:sz w:val="24"/>
-        </w:rPr>
-        <w:t>́</w:t>
-      </w:r>
-      <w:r>
-        <w:rPr>
-          <w:rFonts w:ascii="Times New Roman" w:hAnsi="Times New Roman"/>
-          <w:b/>
-          <w:color w:val="000000"/>
-          <w:sz w:val="24"/>
-        </w:rPr>
-        <w:t>ред</w:t>
-      </w:r>
-      <w:r>
-        <w:rPr>
-          <w:rFonts w:ascii="Times New Roman" w:hAnsi="Times New Roman"/>
-          <w:b/>
-          <w:color w:val="000000"/>
-          <w:sz w:val="24"/>
-        </w:rPr>
-        <w:t xml:space="preserve"> </w:t>
-      </w:r>
-      <w:r>
-        <w:rPr>
-          <w:rFonts w:ascii="Times New Roman" w:hAnsi="Times New Roman"/>
-          <w:b/>
-          <w:color w:val="000000"/>
-          <w:sz w:val="24"/>
-        </w:rPr>
-        <w:t>Тобо</w:t>
-      </w:r>
-      <w:r>
-        <w:rPr>
-          <w:rFonts w:ascii="Times New Roman" w:hAnsi="Times New Roman"/>
-          <w:sz w:val="24"/>
-        </w:rPr>
-        <w:t>́</w:t>
-      </w:r>
-      <w:r>
-        <w:rPr>
-          <w:rFonts w:ascii="Times New Roman" w:hAnsi="Times New Roman"/>
-          <w:b/>
-          <w:color w:val="000000"/>
-          <w:sz w:val="24"/>
-        </w:rPr>
-        <w:t>ю;*</w:t>
-      </w:r>
-      <w:r>
-        <w:rPr>
-          <w:rFonts w:ascii="Times New Roman" w:hAnsi="Times New Roman"/>
-          <w:b/>
-          <w:color w:val="000000"/>
-          <w:sz w:val="24"/>
-        </w:rPr>
-        <w:t xml:space="preserve"> </w:t>
-      </w:r>
-      <w:r>
-        <w:rPr>
-          <w:rFonts w:ascii="Times New Roman" w:hAnsi="Times New Roman"/>
-          <w:b/>
-          <w:color w:val="000000"/>
-          <w:sz w:val="24"/>
-        </w:rPr>
-        <w:t>підно</w:t>
-      </w:r>
-      <w:r>
-        <w:rPr>
-          <w:rFonts w:ascii="Times New Roman" w:hAnsi="Times New Roman"/>
-          <w:sz w:val="24"/>
-        </w:rPr>
-        <w:t>́</w:t>
-      </w:r>
-      <w:r>
-        <w:rPr>
-          <w:rFonts w:ascii="Times New Roman" w:hAnsi="Times New Roman"/>
-          <w:b/>
-          <w:color w:val="000000"/>
-          <w:sz w:val="24"/>
-        </w:rPr>
-        <w:t>шення</w:t>
-      </w:r>
-      <w:r>
-        <w:rPr>
-          <w:rFonts w:ascii="Times New Roman" w:hAnsi="Times New Roman"/>
-          <w:b/>
-          <w:color w:val="000000"/>
-          <w:sz w:val="24"/>
-        </w:rPr>
-        <w:t xml:space="preserve"> </w:t>
-      </w:r>
-      <w:r>
-        <w:rPr>
-          <w:rFonts w:ascii="Times New Roman" w:hAnsi="Times New Roman"/>
-          <w:b/>
-          <w:color w:val="000000"/>
-          <w:sz w:val="24"/>
-        </w:rPr>
-        <w:t>рук</w:t>
-      </w:r>
-      <w:r>
-        <w:rPr>
-          <w:rFonts w:ascii="Times New Roman" w:hAnsi="Times New Roman"/>
-          <w:b/>
-          <w:color w:val="000000"/>
-          <w:sz w:val="24"/>
-        </w:rPr>
-        <w:t xml:space="preserve"> </w:t>
-      </w:r>
-      <w:r>
-        <w:rPr>
-          <w:rFonts w:ascii="Times New Roman" w:hAnsi="Times New Roman"/>
-          <w:b/>
-          <w:color w:val="000000"/>
-          <w:sz w:val="24"/>
-        </w:rPr>
-        <w:t>мої</w:t>
-      </w:r>
-      <w:r>
-        <w:rPr>
-          <w:rFonts w:ascii="Times New Roman" w:hAnsi="Times New Roman"/>
-          <w:sz w:val="24"/>
-        </w:rPr>
-        <w:t>́</w:t>
-      </w:r>
-      <w:r>
-        <w:rPr>
-          <w:rFonts w:ascii="Times New Roman" w:hAnsi="Times New Roman"/>
-          <w:b/>
-          <w:color w:val="000000"/>
-          <w:sz w:val="24"/>
-        </w:rPr>
-        <w:t>х,*</w:t>
-      </w:r>
-      <w:r>
-        <w:rPr>
-          <w:rFonts w:ascii="Times New Roman" w:hAnsi="Times New Roman"/>
-          <w:b/>
-          <w:color w:val="000000"/>
-          <w:sz w:val="24"/>
-        </w:rPr>
-        <w:t xml:space="preserve"> </w:t>
-      </w:r>
-      <w:r>
-        <w:rPr>
-          <w:rFonts w:ascii="Times New Roman" w:hAnsi="Times New Roman"/>
-          <w:b/>
-          <w:color w:val="000000"/>
-          <w:sz w:val="24"/>
-        </w:rPr>
-        <w:t>як</w:t>
-      </w:r>
-      <w:r>
-        <w:rPr>
-          <w:rFonts w:ascii="Times New Roman" w:hAnsi="Times New Roman"/>
-          <w:b/>
-          <w:color w:val="000000"/>
-          <w:sz w:val="24"/>
-        </w:rPr>
-        <w:t xml:space="preserve"> </w:t>
-      </w:r>
-      <w:r>
-        <w:rPr>
-          <w:rFonts w:ascii="Times New Roman" w:hAnsi="Times New Roman"/>
-          <w:b/>
-          <w:color w:val="000000"/>
-          <w:sz w:val="24"/>
-        </w:rPr>
-        <w:t>же</w:t>
-      </w:r>
-      <w:r>
-        <w:rPr>
-          <w:rFonts w:ascii="Times New Roman" w:hAnsi="Times New Roman"/>
-          <w:sz w:val="24"/>
-        </w:rPr>
-        <w:t>́</w:t>
-      </w:r>
-      <w:r>
-        <w:rPr>
-          <w:rFonts w:ascii="Times New Roman" w:hAnsi="Times New Roman"/>
-          <w:b/>
-          <w:color w:val="000000"/>
-          <w:sz w:val="24"/>
-        </w:rPr>
-        <w:t>ртва</w:t>
-      </w:r>
-      <w:r>
-        <w:rPr>
-          <w:rFonts w:ascii="Times New Roman" w:hAnsi="Times New Roman"/>
-          <w:b/>
-          <w:color w:val="000000"/>
-          <w:sz w:val="24"/>
-        </w:rPr>
-        <w:t xml:space="preserve"> </w:t>
-      </w:r>
-      <w:r>
-        <w:rPr>
-          <w:rFonts w:ascii="Times New Roman" w:hAnsi="Times New Roman"/>
-          <w:b/>
-          <w:color w:val="000000"/>
-          <w:sz w:val="24"/>
-        </w:rPr>
-        <w:t>вечі</w:t>
-      </w:r>
-      <w:r>
-        <w:rPr>
-          <w:rFonts w:ascii="Times New Roman" w:hAnsi="Times New Roman"/>
-          <w:sz w:val="24"/>
-        </w:rPr>
-        <w:t>́</w:t>
-      </w:r>
-      <w:r>
-        <w:rPr>
-          <w:rFonts w:ascii="Times New Roman" w:hAnsi="Times New Roman"/>
-          <w:b/>
-          <w:color w:val="000000"/>
-          <w:sz w:val="24"/>
-        </w:rPr>
-        <w:t>рня.*</w:t>
-      </w:r>
-      <w:r>
-        <w:rPr>
-          <w:rFonts w:ascii="Times New Roman" w:hAnsi="Times New Roman"/>
-          <w:b/>
-          <w:color w:val="000000"/>
-          <w:sz w:val="24"/>
-        </w:rPr>
-        <w:t xml:space="preserve"> </w:t>
-      </w:r>
-      <w:r>
-        <w:rPr>
-          <w:rFonts w:ascii="Times New Roman" w:hAnsi="Times New Roman"/>
-          <w:b/>
-          <w:color w:val="000000"/>
-          <w:sz w:val="24"/>
-        </w:rPr>
-        <w:t>Ви</w:t>
-      </w:r>
-      <w:r>
-        <w:rPr>
-          <w:rFonts w:ascii="Times New Roman" w:hAnsi="Times New Roman"/>
-          <w:sz w:val="24"/>
-        </w:rPr>
-        <w:t>́</w:t>
-      </w:r>
-      <w:r>
-        <w:rPr>
-          <w:rFonts w:ascii="Times New Roman" w:hAnsi="Times New Roman"/>
-          <w:b/>
-          <w:color w:val="000000"/>
-          <w:sz w:val="24"/>
-        </w:rPr>
-        <w:t>слухай</w:t>
-      </w:r>
-      <w:r>
-        <w:rPr>
-          <w:rFonts w:ascii="Times New Roman" w:hAnsi="Times New Roman"/>
-          <w:b/>
-          <w:color w:val="000000"/>
-          <w:sz w:val="24"/>
-        </w:rPr>
-        <w:t xml:space="preserve"> </w:t>
-      </w:r>
-      <w:r>
-        <w:rPr>
-          <w:rFonts w:ascii="Times New Roman" w:hAnsi="Times New Roman"/>
-          <w:b/>
-          <w:color w:val="000000"/>
-          <w:sz w:val="24"/>
-        </w:rPr>
-        <w:t>мене</w:t>
-      </w:r>
-      <w:r>
-        <w:rPr>
-          <w:rFonts w:ascii="Times New Roman" w:hAnsi="Times New Roman"/>
-          <w:sz w:val="24"/>
-        </w:rPr>
-        <w:t>́</w:t>
-      </w:r>
-      <w:r>
-        <w:rPr>
-          <w:rFonts w:ascii="Times New Roman" w:hAnsi="Times New Roman"/>
-          <w:b/>
-          <w:color w:val="000000"/>
-          <w:sz w:val="24"/>
-        </w:rPr>
-        <w:t>,</w:t>
-      </w:r>
-      <w:r>
-        <w:rPr>
-          <w:rFonts w:ascii="Times New Roman" w:hAnsi="Times New Roman"/>
-          <w:b/>
-          <w:color w:val="000000"/>
-          <w:sz w:val="24"/>
-        </w:rPr>
-        <w:t xml:space="preserve"> </w:t>
-      </w:r>
-      <w:r>
-        <w:rPr>
-          <w:rFonts w:ascii="Times New Roman" w:hAnsi="Times New Roman"/>
-          <w:b/>
-          <w:color w:val="000000"/>
-          <w:sz w:val="24"/>
-        </w:rPr>
-        <w:t>Го</w:t>
-      </w:r>
-      <w:r>
-        <w:rPr>
-          <w:rFonts w:ascii="Times New Roman" w:hAnsi="Times New Roman"/>
           <w:sz w:val="24"/>
         </w:rPr>
         <w:t>́</w:t>

--- a/flow/20230914_vu_template/drafts/2024-11-u/16-СБ-Матея.docx
+++ b/flow/20230914_vu_template/drafts/2024-11-u/16-СБ-Матея.docx
@@ -2302,7 +2302,7 @@
         <w:rPr>
           <w:rFonts w:ascii="Times New Roman" w:hAnsi="Times New Roman"/>
           <w:i/>
-          <w:color w:val="FF0000"/>
+          <w:color w:val="FF4400"/>
           <w:sz w:val="24"/>
         </w:rPr>
         <w:t>Священник:</w:t>
@@ -2312,294 +2312,7 @@
           <w:rFonts w:ascii="Times New Roman" w:hAnsi="Times New Roman"/>
           <w:sz w:val="24"/>
         </w:rPr>
-        <w:t xml:space="preserve"> </w:t>
-      </w:r>
-      <w:r>
-        <w:rPr>
-          <w:rFonts w:ascii="Times New Roman" w:hAnsi="Times New Roman"/>
-          <w:sz w:val="24"/>
-        </w:rPr>
-        <w:t>Бо</w:t>
-      </w:r>
-      <w:r>
-        <w:rPr>
-          <w:rFonts w:ascii="Times New Roman" w:hAnsi="Times New Roman"/>
-          <w:sz w:val="24"/>
-        </w:rPr>
-        <w:t xml:space="preserve"> </w:t>
-      </w:r>
-      <w:r>
-        <w:rPr>
-          <w:rFonts w:ascii="Times New Roman" w:hAnsi="Times New Roman"/>
-          <w:sz w:val="24"/>
-        </w:rPr>
-        <w:t>Твоє</w:t>
-      </w:r>
-      <w:r>
-        <w:rPr>
-          <w:rFonts w:ascii="Times New Roman" w:hAnsi="Times New Roman"/>
-          <w:sz w:val="24"/>
-        </w:rPr>
-        <w:t xml:space="preserve"> </w:t>
-      </w:r>
-      <w:r>
-        <w:rPr>
-          <w:rFonts w:ascii="Times New Roman" w:hAnsi="Times New Roman"/>
-          <w:sz w:val="24"/>
-        </w:rPr>
-        <w:t>є</w:t>
-      </w:r>
-      <w:r>
-        <w:rPr>
-          <w:rFonts w:ascii="Times New Roman" w:hAnsi="Times New Roman"/>
-          <w:sz w:val="24"/>
-        </w:rPr>
-        <w:t xml:space="preserve"> </w:t>
-      </w:r>
-      <w:r>
-        <w:rPr>
-          <w:rFonts w:ascii="Times New Roman" w:hAnsi="Times New Roman"/>
-          <w:sz w:val="24"/>
-        </w:rPr>
-        <w:t>царство,</w:t>
-      </w:r>
-      <w:r>
-        <w:rPr>
-          <w:rFonts w:ascii="Times New Roman" w:hAnsi="Times New Roman"/>
-          <w:sz w:val="24"/>
-        </w:rPr>
-        <w:t xml:space="preserve"> </w:t>
-      </w:r>
-      <w:r>
-        <w:rPr>
-          <w:rFonts w:ascii="Times New Roman" w:hAnsi="Times New Roman"/>
-          <w:sz w:val="24"/>
-        </w:rPr>
-        <w:t>і</w:t>
-      </w:r>
-      <w:r>
-        <w:rPr>
-          <w:rFonts w:ascii="Times New Roman" w:hAnsi="Times New Roman"/>
-          <w:sz w:val="24"/>
-        </w:rPr>
-        <w:t xml:space="preserve"> </w:t>
-      </w:r>
-      <w:r>
-        <w:rPr>
-          <w:rFonts w:ascii="Times New Roman" w:hAnsi="Times New Roman"/>
-          <w:sz w:val="24"/>
-        </w:rPr>
-        <w:t>сила,</w:t>
-      </w:r>
-      <w:r>
-        <w:rPr>
-          <w:rFonts w:ascii="Times New Roman" w:hAnsi="Times New Roman"/>
-          <w:sz w:val="24"/>
-        </w:rPr>
-        <w:t xml:space="preserve"> </w:t>
-      </w:r>
-      <w:r>
-        <w:rPr>
-          <w:rFonts w:ascii="Times New Roman" w:hAnsi="Times New Roman"/>
-          <w:sz w:val="24"/>
-        </w:rPr>
-        <w:t>і</w:t>
-      </w:r>
-      <w:r>
-        <w:rPr>
-          <w:rFonts w:ascii="Times New Roman" w:hAnsi="Times New Roman"/>
-          <w:sz w:val="24"/>
-        </w:rPr>
-        <w:t xml:space="preserve"> </w:t>
-      </w:r>
-      <w:r>
-        <w:rPr>
-          <w:rFonts w:ascii="Times New Roman" w:hAnsi="Times New Roman"/>
-          <w:sz w:val="24"/>
-        </w:rPr>
-        <w:t>слава,</w:t>
-      </w:r>
-      <w:r>
-        <w:rPr>
-          <w:rFonts w:ascii="Times New Roman" w:hAnsi="Times New Roman"/>
-          <w:sz w:val="24"/>
-        </w:rPr>
-        <w:t xml:space="preserve"> </w:t>
-      </w:r>
-      <w:r>
-        <w:rPr>
-          <w:rFonts w:ascii="Times New Roman" w:hAnsi="Times New Roman"/>
-          <w:sz w:val="24"/>
-        </w:rPr>
-        <w:t>Отця,</w:t>
-      </w:r>
-      <w:r>
-        <w:rPr>
-          <w:rFonts w:ascii="Times New Roman" w:hAnsi="Times New Roman"/>
-          <w:sz w:val="24"/>
-        </w:rPr>
-        <w:t xml:space="preserve"> </w:t>
-      </w:r>
-      <w:r>
-        <w:rPr>
-          <w:rFonts w:ascii="Times New Roman" w:hAnsi="Times New Roman"/>
-          <w:sz w:val="24"/>
-        </w:rPr>
-        <w:t>і</w:t>
-      </w:r>
-      <w:r>
-        <w:rPr>
-          <w:rFonts w:ascii="Times New Roman" w:hAnsi="Times New Roman"/>
-          <w:sz w:val="24"/>
-        </w:rPr>
-        <w:t xml:space="preserve"> </w:t>
-      </w:r>
-      <w:r>
-        <w:rPr>
-          <w:rFonts w:ascii="Times New Roman" w:hAnsi="Times New Roman"/>
-          <w:sz w:val="24"/>
-        </w:rPr>
-        <w:t>Сина,</w:t>
-      </w:r>
-      <w:r>
-        <w:rPr>
-          <w:rFonts w:ascii="Times New Roman" w:hAnsi="Times New Roman"/>
-          <w:sz w:val="24"/>
-        </w:rPr>
-        <w:t xml:space="preserve"> </w:t>
-      </w:r>
-      <w:r>
-        <w:rPr>
-          <w:rFonts w:ascii="Times New Roman" w:hAnsi="Times New Roman"/>
-          <w:sz w:val="24"/>
-        </w:rPr>
-        <w:t>і</w:t>
-      </w:r>
-      <w:r>
-        <w:rPr>
-          <w:rFonts w:ascii="Times New Roman" w:hAnsi="Times New Roman"/>
-          <w:sz w:val="24"/>
-        </w:rPr>
-        <w:t xml:space="preserve"> </w:t>
-      </w:r>
-      <w:r>
-        <w:rPr>
-          <w:rFonts w:ascii="Times New Roman" w:hAnsi="Times New Roman"/>
-          <w:sz w:val="24"/>
-        </w:rPr>
-        <w:t>Святого</w:t>
-      </w:r>
-      <w:r>
-        <w:rPr>
-          <w:rFonts w:ascii="Times New Roman" w:hAnsi="Times New Roman"/>
-          <w:sz w:val="24"/>
-        </w:rPr>
-        <w:t xml:space="preserve"> </w:t>
-      </w:r>
-      <w:r>
-        <w:rPr>
-          <w:rFonts w:ascii="Times New Roman" w:hAnsi="Times New Roman"/>
-          <w:sz w:val="24"/>
-        </w:rPr>
-        <w:t>Духа,</w:t>
-      </w:r>
-      <w:r>
-        <w:rPr>
-          <w:rFonts w:ascii="Times New Roman" w:hAnsi="Times New Roman"/>
-          <w:sz w:val="24"/>
-        </w:rPr>
-        <w:t xml:space="preserve"> </w:t>
-      </w:r>
-      <w:r>
-        <w:rPr>
-          <w:rFonts w:ascii="Times New Roman" w:hAnsi="Times New Roman"/>
-          <w:sz w:val="24"/>
-        </w:rPr>
-        <w:t>нині,</w:t>
-      </w:r>
-      <w:r>
-        <w:rPr>
-          <w:rFonts w:ascii="Times New Roman" w:hAnsi="Times New Roman"/>
-          <w:sz w:val="24"/>
-        </w:rPr>
-        <w:t xml:space="preserve"> </w:t>
-      </w:r>
-      <w:r>
-        <w:rPr>
-          <w:rFonts w:ascii="Times New Roman" w:hAnsi="Times New Roman"/>
-          <w:sz w:val="24"/>
-        </w:rPr>
-        <w:t>і</w:t>
-      </w:r>
-      <w:r>
-        <w:rPr>
-          <w:rFonts w:ascii="Times New Roman" w:hAnsi="Times New Roman"/>
-          <w:sz w:val="24"/>
-        </w:rPr>
-        <w:t xml:space="preserve"> </w:t>
-      </w:r>
-      <w:r>
-        <w:rPr>
-          <w:rFonts w:ascii="Times New Roman" w:hAnsi="Times New Roman"/>
-          <w:sz w:val="24"/>
-        </w:rPr>
-        <w:t>повсякчас,</w:t>
-      </w:r>
-      <w:r>
-        <w:rPr>
-          <w:rFonts w:ascii="Times New Roman" w:hAnsi="Times New Roman"/>
-          <w:sz w:val="24"/>
-        </w:rPr>
-        <w:t xml:space="preserve"> </w:t>
-      </w:r>
-      <w:r>
-        <w:rPr>
-          <w:rFonts w:ascii="Times New Roman" w:hAnsi="Times New Roman"/>
-          <w:sz w:val="24"/>
-        </w:rPr>
-        <w:t>і</w:t>
-      </w:r>
-      <w:r>
-        <w:rPr>
-          <w:rFonts w:ascii="Times New Roman" w:hAnsi="Times New Roman"/>
-          <w:sz w:val="24"/>
-        </w:rPr>
-        <w:t xml:space="preserve"> </w:t>
-      </w:r>
-      <w:r>
-        <w:rPr>
-          <w:rFonts w:ascii="Times New Roman" w:hAnsi="Times New Roman"/>
-          <w:sz w:val="24"/>
-        </w:rPr>
-        <w:t>на</w:t>
-      </w:r>
-      <w:r>
-        <w:rPr>
-          <w:rFonts w:ascii="Times New Roman" w:hAnsi="Times New Roman"/>
-          <w:sz w:val="24"/>
-        </w:rPr>
-        <w:t xml:space="preserve"> </w:t>
-      </w:r>
-      <w:r>
-        <w:rPr>
-          <w:rFonts w:ascii="Times New Roman" w:hAnsi="Times New Roman"/>
-          <w:sz w:val="24"/>
-        </w:rPr>
-        <w:t>віки</w:t>
-      </w:r>
-      <w:r>
-        <w:rPr>
-          <w:rFonts w:ascii="Times New Roman" w:hAnsi="Times New Roman"/>
-          <w:sz w:val="24"/>
-        </w:rPr>
-        <w:t xml:space="preserve"> </w:t>
-      </w:r>
-      <w:r>
-        <w:rPr>
-          <w:rFonts w:ascii="Times New Roman" w:hAnsi="Times New Roman"/>
-          <w:sz w:val="24"/>
-        </w:rPr>
-        <w:t>віків.</w:t>
+        <w:t xml:space="preserve"> Бо Твоє є царство, і сила, і слава, Отця, і Сина, і Святого Духа, нині, і повсякчас, і на віки віків.</w:t>
       </w:r>
     </w:p>
     <w:p>
@@ -10674,29 +10387,19 @@
       </w:pPr>
       <w:r>
         <w:rPr>
-          <w:rFonts w:ascii="Times New Roman" w:hAnsi="Times New Roman" w:cs="Times New Roman"/>
+          <w:rFonts w:ascii="Times New Roman" w:hAnsi="Times New Roman"/>
           <w:i/>
           <w:color w:val="FF4400"/>
           <w:sz w:val="24"/>
-          <w:szCs w:val="24"/>
         </w:rPr>
         <w:t>Священник:</w:t>
       </w:r>
       <w:r>
         <w:rPr>
-          <w:rFonts w:ascii="Times New Roman" w:hAnsi="Times New Roman" w:cs="Times New Roman"/>
-          <w:sz w:val="24"/>
-          <w:szCs w:val="24"/>
-        </w:rPr>
-        <w:t xml:space="preserve"> Бо Тобі належить усяка слава, честь і пок</w:t>
-      </w:r>
-      <w:r>
-        <w:rPr>
-          <w:rFonts w:ascii="Times New Roman" w:hAnsi="Times New Roman" w:cs="Times New Roman"/>
-          <w:sz w:val="24"/>
-          <w:szCs w:val="24"/>
-        </w:rPr>
-        <w:t>лоніння, Отцю, і Сину, і Святому Духові, нині, і повсякчас, і на віки віків.</w:t>
+          <w:rFonts w:ascii="Times New Roman" w:hAnsi="Times New Roman"/>
+          <w:sz w:val="24"/>
+        </w:rPr>
+        <w:t xml:space="preserve"> Бо Тобі належить усяка слава, честь і поклоніння, Отцю, і Сину, і Святому Духові, нині, і повсякчас, і на віки віків.</w:t>
       </w:r>
     </w:p>
     <w:p>
@@ -13306,402 +13009,9 @@
       <w:r>
         <w:rPr>
           <w:rFonts w:ascii="Times New Roman" w:hAnsi="Times New Roman"/>
-          <w:color w:val="000000"/>
-          <w:sz w:val="24"/>
-        </w:rPr>
-        <w:t xml:space="preserve"> </w:t>
-      </w:r>
-      <w:r>
-        <w:rPr>
-          <w:rFonts w:ascii="Times New Roman" w:hAnsi="Times New Roman"/>
-          <w:color w:val="000000"/>
-          <w:sz w:val="24"/>
-        </w:rPr>
-        <w:t>Бо</w:t>
-      </w:r>
-      <w:r>
-        <w:rPr>
-          <w:rFonts w:ascii="Times New Roman" w:hAnsi="Times New Roman"/>
-          <w:color w:val="000000"/>
-          <w:sz w:val="24"/>
-        </w:rPr>
-        <w:t xml:space="preserve"> </w:t>
-      </w:r>
-      <w:r>
-        <w:rPr>
-          <w:rFonts w:ascii="Times New Roman" w:hAnsi="Times New Roman"/>
-          <w:color w:val="000000"/>
-          <w:sz w:val="24"/>
-        </w:rPr>
-        <w:t>Твоя</w:t>
-      </w:r>
-      <w:r>
-        <w:rPr>
-          <w:rFonts w:ascii="Times New Roman" w:hAnsi="Times New Roman"/>
-          <w:color w:val="000000"/>
-          <w:sz w:val="24"/>
-        </w:rPr>
-        <w:t xml:space="preserve"> </w:t>
-      </w:r>
-      <w:r>
-        <w:rPr>
-          <w:rFonts w:ascii="Times New Roman" w:hAnsi="Times New Roman"/>
-          <w:color w:val="000000"/>
-          <w:sz w:val="24"/>
-        </w:rPr>
-        <w:t>є</w:t>
-      </w:r>
-      <w:r>
-        <w:rPr>
-          <w:rFonts w:ascii="Times New Roman" w:hAnsi="Times New Roman"/>
-          <w:color w:val="000000"/>
-          <w:sz w:val="24"/>
-        </w:rPr>
-        <w:t xml:space="preserve"> </w:t>
-      </w:r>
-      <w:r>
-        <w:rPr>
-          <w:rFonts w:ascii="Times New Roman" w:hAnsi="Times New Roman"/>
-          <w:color w:val="000000"/>
-          <w:sz w:val="24"/>
-        </w:rPr>
-        <w:t>влада</w:t>
-      </w:r>
-      <w:r>
-        <w:rPr>
-          <w:rFonts w:ascii="Times New Roman" w:hAnsi="Times New Roman"/>
-          <w:color w:val="000000"/>
-          <w:sz w:val="24"/>
-        </w:rPr>
-        <w:t xml:space="preserve"> </w:t>
-      </w:r>
-      <w:r>
-        <w:rPr>
-          <w:rFonts w:ascii="Times New Roman" w:hAnsi="Times New Roman"/>
-          <w:color w:val="000000"/>
-          <w:sz w:val="24"/>
-        </w:rPr>
-        <w:t>і</w:t>
-      </w:r>
-      <w:r>
-        <w:rPr>
-          <w:rFonts w:ascii="Times New Roman" w:hAnsi="Times New Roman"/>
-          <w:color w:val="000000"/>
-          <w:sz w:val="24"/>
-        </w:rPr>
-        <w:t xml:space="preserve"> </w:t>
-      </w:r>
-      <w:r>
-        <w:rPr>
-          <w:rFonts w:ascii="Times New Roman" w:hAnsi="Times New Roman"/>
-          <w:color w:val="000000"/>
-          <w:sz w:val="24"/>
-        </w:rPr>
-        <w:t>Твоє</w:t>
-      </w:r>
-      <w:r>
-        <w:rPr>
-          <w:rFonts w:ascii="Times New Roman" w:hAnsi="Times New Roman"/>
-          <w:color w:val="000000"/>
-          <w:sz w:val="24"/>
-        </w:rPr>
-        <w:t xml:space="preserve"> </w:t>
-      </w:r>
-      <w:r>
-        <w:rPr>
-          <w:rFonts w:ascii="Times New Roman" w:hAnsi="Times New Roman"/>
-          <w:color w:val="000000"/>
-          <w:sz w:val="24"/>
-        </w:rPr>
-        <w:t>є</w:t>
-      </w:r>
-      <w:r>
-        <w:rPr>
-          <w:rFonts w:ascii="Times New Roman" w:hAnsi="Times New Roman"/>
-          <w:color w:val="000000"/>
-          <w:sz w:val="24"/>
-        </w:rPr>
-        <w:t xml:space="preserve"> </w:t>
-      </w:r>
-      <w:r>
-        <w:rPr>
-          <w:rFonts w:ascii="Times New Roman" w:hAnsi="Times New Roman"/>
-          <w:color w:val="000000"/>
-          <w:sz w:val="24"/>
-        </w:rPr>
-        <w:t>царство,</w:t>
-      </w:r>
-      <w:r>
-        <w:rPr>
-          <w:rFonts w:ascii="Times New Roman" w:hAnsi="Times New Roman"/>
-          <w:color w:val="000000"/>
-          <w:sz w:val="24"/>
-        </w:rPr>
-        <w:t xml:space="preserve"> </w:t>
-      </w:r>
-      <w:r>
-        <w:rPr>
-          <w:rFonts w:ascii="Times New Roman" w:hAnsi="Times New Roman"/>
-          <w:color w:val="000000"/>
-          <w:sz w:val="24"/>
-        </w:rPr>
-        <w:t>і</w:t>
-      </w:r>
-      <w:r>
-        <w:rPr>
-          <w:rFonts w:ascii="Times New Roman" w:hAnsi="Times New Roman"/>
-          <w:color w:val="000000"/>
-          <w:sz w:val="24"/>
-        </w:rPr>
-        <w:t xml:space="preserve"> </w:t>
-      </w:r>
-      <w:r>
-        <w:rPr>
-          <w:rFonts w:ascii="Times New Roman" w:hAnsi="Times New Roman"/>
-          <w:color w:val="000000"/>
-          <w:sz w:val="24"/>
-        </w:rPr>
-        <w:t>сила,</w:t>
-      </w:r>
-      <w:r>
-        <w:rPr>
-          <w:rFonts w:ascii="Times New Roman" w:hAnsi="Times New Roman"/>
-          <w:color w:val="000000"/>
-          <w:sz w:val="24"/>
-        </w:rPr>
-        <w:t xml:space="preserve"> </w:t>
-      </w:r>
-      <w:r>
-        <w:rPr>
-          <w:rFonts w:ascii="Times New Roman" w:hAnsi="Times New Roman"/>
-          <w:color w:val="000000"/>
-          <w:sz w:val="24"/>
-        </w:rPr>
-        <w:t>і</w:t>
-      </w:r>
-      <w:r>
-        <w:rPr>
-          <w:rFonts w:ascii="Times New Roman" w:hAnsi="Times New Roman"/>
-          <w:color w:val="000000"/>
-          <w:sz w:val="24"/>
-        </w:rPr>
-        <w:t xml:space="preserve"> </w:t>
-      </w:r>
-      <w:r>
-        <w:rPr>
-          <w:rFonts w:ascii="Times New Roman" w:hAnsi="Times New Roman"/>
-          <w:color w:val="000000"/>
-          <w:sz w:val="24"/>
-        </w:rPr>
-        <w:t>слава,</w:t>
-      </w:r>
-      <w:r>
-        <w:rPr>
-          <w:rFonts w:ascii="Times New Roman" w:hAnsi="Times New Roman"/>
-          <w:color w:val="000000"/>
-          <w:sz w:val="24"/>
-        </w:rPr>
-        <w:t xml:space="preserve"> </w:t>
-      </w:r>
-      <w:r>
-        <w:rPr>
-          <w:rFonts w:ascii="Times New Roman" w:hAnsi="Times New Roman"/>
-          <w:color w:val="000000"/>
-          <w:sz w:val="24"/>
-        </w:rPr>
-        <w:t>Отця,</w:t>
-      </w:r>
-      <w:r>
-        <w:rPr>
-          <w:rFonts w:ascii="Times New Roman" w:hAnsi="Times New Roman"/>
-          <w:color w:val="000000"/>
-          <w:sz w:val="24"/>
-        </w:rPr>
-        <w:t xml:space="preserve"> </w:t>
-      </w:r>
-      <w:r>
-        <w:rPr>
-          <w:rFonts w:ascii="Times New Roman" w:hAnsi="Times New Roman"/>
-          <w:color w:val="000000"/>
-          <w:sz w:val="24"/>
-        </w:rPr>
-        <w:t>і</w:t>
-      </w:r>
-      <w:r>
-        <w:rPr>
-          <w:rFonts w:ascii="Times New Roman" w:hAnsi="Times New Roman"/>
-          <w:color w:val="000000"/>
-          <w:sz w:val="24"/>
-        </w:rPr>
-        <w:t xml:space="preserve"> </w:t>
-      </w:r>
-      <w:r>
-        <w:rPr>
-          <w:rFonts w:ascii="Times New Roman" w:hAnsi="Times New Roman"/>
-          <w:color w:val="000000"/>
-          <w:sz w:val="24"/>
-        </w:rPr>
-        <w:t>Сина,</w:t>
-      </w:r>
-      <w:r>
-        <w:rPr>
-          <w:rFonts w:ascii="Times New Roman" w:hAnsi="Times New Roman"/>
-          <w:color w:val="000000"/>
-          <w:sz w:val="24"/>
-        </w:rPr>
-        <w:t xml:space="preserve"> </w:t>
-      </w:r>
-      <w:r>
-        <w:rPr>
-          <w:rFonts w:ascii="Times New Roman" w:hAnsi="Times New Roman"/>
-          <w:color w:val="000000"/>
-          <w:sz w:val="24"/>
-        </w:rPr>
-        <w:t>і</w:t>
-      </w:r>
-      <w:r>
-        <w:rPr>
-          <w:rFonts w:ascii="Times New Roman" w:hAnsi="Times New Roman"/>
-          <w:color w:val="000000"/>
-          <w:sz w:val="24"/>
-        </w:rPr>
-        <w:t xml:space="preserve"> </w:t>
-      </w:r>
-      <w:r>
-        <w:rPr>
-          <w:rFonts w:ascii="Times New Roman" w:hAnsi="Times New Roman"/>
-          <w:color w:val="000000"/>
-          <w:sz w:val="24"/>
-        </w:rPr>
-        <w:t>Святого</w:t>
-      </w:r>
-      <w:r>
-        <w:rPr>
-          <w:rFonts w:ascii="Times New Roman" w:hAnsi="Times New Roman"/>
-          <w:color w:val="000000"/>
-          <w:sz w:val="24"/>
-        </w:rPr>
-        <w:t xml:space="preserve"> </w:t>
-      </w:r>
-      <w:r>
-        <w:rPr>
-          <w:rFonts w:ascii="Times New Roman" w:hAnsi="Times New Roman"/>
-          <w:color w:val="000000"/>
-          <w:sz w:val="24"/>
-        </w:rPr>
-        <w:t>Духа,</w:t>
-      </w:r>
-      <w:r>
-        <w:rPr>
-          <w:rFonts w:ascii="Times New Roman" w:hAnsi="Times New Roman"/>
-          <w:color w:val="000000"/>
-          <w:sz w:val="24"/>
-        </w:rPr>
-        <w:t xml:space="preserve"> </w:t>
-      </w:r>
-      <w:r>
-        <w:rPr>
-          <w:rFonts w:ascii="Times New Roman" w:hAnsi="Times New Roman"/>
-          <w:color w:val="000000"/>
-          <w:sz w:val="24"/>
-        </w:rPr>
-        <w:t>нині,</w:t>
-      </w:r>
-      <w:r>
-        <w:rPr>
-          <w:rFonts w:ascii="Times New Roman" w:hAnsi="Times New Roman"/>
-          <w:color w:val="000000"/>
-          <w:sz w:val="24"/>
-        </w:rPr>
-        <w:t xml:space="preserve"> </w:t>
-      </w:r>
-      <w:r>
-        <w:rPr>
-          <w:rFonts w:ascii="Times New Roman" w:hAnsi="Times New Roman"/>
-          <w:color w:val="000000"/>
-          <w:sz w:val="24"/>
-        </w:rPr>
-        <w:t>і</w:t>
-      </w:r>
-      <w:r>
-        <w:rPr>
-          <w:rFonts w:ascii="Times New Roman" w:hAnsi="Times New Roman"/>
-          <w:color w:val="000000"/>
-          <w:sz w:val="24"/>
-        </w:rPr>
-        <w:t xml:space="preserve"> </w:t>
-      </w:r>
-      <w:r>
-        <w:rPr>
-          <w:rFonts w:ascii="Times New Roman" w:hAnsi="Times New Roman"/>
-          <w:color w:val="000000"/>
-          <w:sz w:val="24"/>
-        </w:rPr>
-        <w:t>повсякчас,</w:t>
-      </w:r>
-      <w:r>
-        <w:rPr>
-          <w:rFonts w:ascii="Times New Roman" w:hAnsi="Times New Roman"/>
-          <w:color w:val="000000"/>
-          <w:sz w:val="24"/>
-        </w:rPr>
-        <w:t xml:space="preserve"> </w:t>
-      </w:r>
-      <w:r>
-        <w:rPr>
-          <w:rFonts w:ascii="Times New Roman" w:hAnsi="Times New Roman"/>
-          <w:color w:val="000000"/>
-          <w:sz w:val="24"/>
-        </w:rPr>
-        <w:t>і</w:t>
-      </w:r>
-      <w:r>
-        <w:rPr>
-          <w:rFonts w:ascii="Times New Roman" w:hAnsi="Times New Roman"/>
-          <w:color w:val="000000"/>
-          <w:sz w:val="24"/>
-        </w:rPr>
-        <w:t xml:space="preserve"> </w:t>
-      </w:r>
-      <w:r>
-        <w:rPr>
-          <w:rFonts w:ascii="Times New Roman" w:hAnsi="Times New Roman"/>
-          <w:color w:val="000000"/>
-          <w:sz w:val="24"/>
-        </w:rPr>
-        <w:t>на</w:t>
-      </w:r>
-      <w:r>
-        <w:rPr>
-          <w:rFonts w:ascii="Times New Roman" w:hAnsi="Times New Roman"/>
-          <w:color w:val="000000"/>
-          <w:sz w:val="24"/>
-        </w:rPr>
-        <w:t xml:space="preserve"> </w:t>
-      </w:r>
-      <w:r>
-        <w:rPr>
-          <w:rFonts w:ascii="Times New Roman" w:hAnsi="Times New Roman"/>
-          <w:color w:val="000000"/>
-          <w:sz w:val="24"/>
-        </w:rPr>
-        <w:t>віки</w:t>
-      </w:r>
-      <w:r>
-        <w:rPr>
-          <w:rFonts w:ascii="Times New Roman" w:hAnsi="Times New Roman"/>
-          <w:color w:val="000000"/>
-          <w:sz w:val="24"/>
-        </w:rPr>
-        <w:t xml:space="preserve"> </w:t>
-      </w:r>
-      <w:r>
-        <w:rPr>
-          <w:rFonts w:ascii="Times New Roman" w:hAnsi="Times New Roman"/>
-          <w:color w:val="000000"/>
-          <w:sz w:val="24"/>
-        </w:rPr>
-        <w:t>віків.</w:t>
+          <w:sz w:val="24"/>
+        </w:rPr>
+        <w:t xml:space="preserve"> Бо Твоя є влада і Твоє є царство, і сила, і слава, Отця, і Сина, і Святого Духа, нині, і повсякчас, і на віки віків.</w:t>
       </w:r>
     </w:p>
     <w:p>
@@ -22659,7 +21969,7 @@
           <w:sz w:val="24"/>
           <w:szCs w:val="24"/>
         </w:rPr>
-        <w:t>емов вівці, але тепер повернулися до пастиря і наставника душ ваших. Так само ви, жінки, коріться своїм людинаам, щоб, навіть якщо деякі й не вірять слову, були поводженням жінок позискані без слова, коли побачать ваше життя у чистоті й повазі. Нехай ваша</w:t>
+        <w:t>емов вівці, але тепер повернулися до пастиря і наставника душ ваших. Так само ви, жінки, коріться своїм чоловікам, щоб, навіть якщо деякі й не вірять слову, були поводженням жінок позискані без слова, коли побачать ваше життя у чистоті й повазі. Нехай ваша</w:t>
       </w:r>
       <w:r>
         <w:rPr>
@@ -22675,7 +21985,7 @@
           <w:sz w:val="24"/>
           <w:szCs w:val="24"/>
         </w:rPr>
-        <w:t>доблювали, корившися своїм людинаам, як от Сара слухала Авраама, «паном» його звала; ви ж її діти, коли добре чините і не лякаєтеся жадних застрашувань. Ви, людинаи, живіть розумно разом з вашими жінками, як з істотами, що від вас слабші, віддаючи їм нал</w:t>
+        <w:t>доблювали, корившися своїм чоловікам, як от Сара слухала Авраама, «паном» його звала; ви ж її діти, коли добре чините і не лякаєтеся жадних застрашувань. Ви, чоловіки, живіть розумно разом з вашими жінками, як з істотами, що від вас слабші, віддаючи їм нал</w:t>
       </w:r>
       <w:r>
         <w:rPr>
@@ -23390,29 +22700,19 @@
       </w:pPr>
       <w:r>
         <w:rPr>
-          <w:rFonts w:ascii="Times New Roman" w:hAnsi="Times New Roman" w:cs="Times New Roman"/>
+          <w:rFonts w:ascii="Times New Roman" w:hAnsi="Times New Roman"/>
           <w:i/>
           <w:color w:val="FF4400"/>
           <w:sz w:val="24"/>
-          <w:szCs w:val="24"/>
-        </w:rPr>
-        <w:t xml:space="preserve">Священник: </w:t>
-      </w:r>
-      <w:r>
-        <w:rPr>
-          <w:rFonts w:ascii="Times New Roman" w:hAnsi="Times New Roman" w:cs="Times New Roman"/>
-          <w:sz w:val="24"/>
-          <w:szCs w:val="24"/>
-        </w:rPr>
-        <w:t>Бо милостивий і людинолюбний Бог єси, і Т</w:t>
-      </w:r>
-      <w:r>
-        <w:rPr>
-          <w:rFonts w:ascii="Times New Roman" w:hAnsi="Times New Roman" w:cs="Times New Roman"/>
-          <w:sz w:val="24"/>
-          <w:szCs w:val="24"/>
-        </w:rPr>
-        <w:t>обі славу возсилаємо, Отцю, і Сину, і Святому Духові, нині, і повсякчас, і на віки віків.</w:t>
+        </w:rPr>
+        <w:t>Священник:</w:t>
+      </w:r>
+      <w:r>
+        <w:rPr>
+          <w:rFonts w:ascii="Times New Roman" w:hAnsi="Times New Roman"/>
+          <w:sz w:val="24"/>
+        </w:rPr>
+        <w:t xml:space="preserve"> Бо милостивий і людинолюбний Бог єси, і Тобі славу возсилаємо, Отцю, і Сину, і Святому Духові, нині, і повсякчас, і на віки віків.</w:t>
       </w:r>
     </w:p>
     <w:p>
@@ -29181,7 +28481,7 @@
         <w:rPr>
           <w:rFonts w:ascii="Times New Roman" w:hAnsi="Times New Roman"/>
           <w:i/>
-          <w:color w:val="FF0000"/>
+          <w:color w:val="FF4400"/>
           <w:sz w:val="24"/>
         </w:rPr>
         <w:t>Священник:</w:t>
@@ -29191,294 +28491,7 @@
           <w:rFonts w:ascii="Times New Roman" w:hAnsi="Times New Roman"/>
           <w:sz w:val="24"/>
         </w:rPr>
-        <w:t xml:space="preserve"> </w:t>
-      </w:r>
-      <w:r>
-        <w:rPr>
-          <w:rFonts w:ascii="Times New Roman" w:hAnsi="Times New Roman"/>
-          <w:sz w:val="24"/>
-        </w:rPr>
-        <w:t>Бо</w:t>
-      </w:r>
-      <w:r>
-        <w:rPr>
-          <w:rFonts w:ascii="Times New Roman" w:hAnsi="Times New Roman"/>
-          <w:sz w:val="24"/>
-        </w:rPr>
-        <w:t xml:space="preserve"> </w:t>
-      </w:r>
-      <w:r>
-        <w:rPr>
-          <w:rFonts w:ascii="Times New Roman" w:hAnsi="Times New Roman"/>
-          <w:sz w:val="24"/>
-        </w:rPr>
-        <w:t>Твоє</w:t>
-      </w:r>
-      <w:r>
-        <w:rPr>
-          <w:rFonts w:ascii="Times New Roman" w:hAnsi="Times New Roman"/>
-          <w:sz w:val="24"/>
-        </w:rPr>
-        <w:t xml:space="preserve"> </w:t>
-      </w:r>
-      <w:r>
-        <w:rPr>
-          <w:rFonts w:ascii="Times New Roman" w:hAnsi="Times New Roman"/>
-          <w:sz w:val="24"/>
-        </w:rPr>
-        <w:t>є</w:t>
-      </w:r>
-      <w:r>
-        <w:rPr>
-          <w:rFonts w:ascii="Times New Roman" w:hAnsi="Times New Roman"/>
-          <w:sz w:val="24"/>
-        </w:rPr>
-        <w:t xml:space="preserve"> </w:t>
-      </w:r>
-      <w:r>
-        <w:rPr>
-          <w:rFonts w:ascii="Times New Roman" w:hAnsi="Times New Roman"/>
-          <w:sz w:val="24"/>
-        </w:rPr>
-        <w:t>царство,</w:t>
-      </w:r>
-      <w:r>
-        <w:rPr>
-          <w:rFonts w:ascii="Times New Roman" w:hAnsi="Times New Roman"/>
-          <w:sz w:val="24"/>
-        </w:rPr>
-        <w:t xml:space="preserve"> </w:t>
-      </w:r>
-      <w:r>
-        <w:rPr>
-          <w:rFonts w:ascii="Times New Roman" w:hAnsi="Times New Roman"/>
-          <w:sz w:val="24"/>
-        </w:rPr>
-        <w:t>і</w:t>
-      </w:r>
-      <w:r>
-        <w:rPr>
-          <w:rFonts w:ascii="Times New Roman" w:hAnsi="Times New Roman"/>
-          <w:sz w:val="24"/>
-        </w:rPr>
-        <w:t xml:space="preserve"> </w:t>
-      </w:r>
-      <w:r>
-        <w:rPr>
-          <w:rFonts w:ascii="Times New Roman" w:hAnsi="Times New Roman"/>
-          <w:sz w:val="24"/>
-        </w:rPr>
-        <w:t>сила,</w:t>
-      </w:r>
-      <w:r>
-        <w:rPr>
-          <w:rFonts w:ascii="Times New Roman" w:hAnsi="Times New Roman"/>
-          <w:sz w:val="24"/>
-        </w:rPr>
-        <w:t xml:space="preserve"> </w:t>
-      </w:r>
-      <w:r>
-        <w:rPr>
-          <w:rFonts w:ascii="Times New Roman" w:hAnsi="Times New Roman"/>
-          <w:sz w:val="24"/>
-        </w:rPr>
-        <w:t>і</w:t>
-      </w:r>
-      <w:r>
-        <w:rPr>
-          <w:rFonts w:ascii="Times New Roman" w:hAnsi="Times New Roman"/>
-          <w:sz w:val="24"/>
-        </w:rPr>
-        <w:t xml:space="preserve"> </w:t>
-      </w:r>
-      <w:r>
-        <w:rPr>
-          <w:rFonts w:ascii="Times New Roman" w:hAnsi="Times New Roman"/>
-          <w:sz w:val="24"/>
-        </w:rPr>
-        <w:t>слава,</w:t>
-      </w:r>
-      <w:r>
-        <w:rPr>
-          <w:rFonts w:ascii="Times New Roman" w:hAnsi="Times New Roman"/>
-          <w:sz w:val="24"/>
-        </w:rPr>
-        <w:t xml:space="preserve"> </w:t>
-      </w:r>
-      <w:r>
-        <w:rPr>
-          <w:rFonts w:ascii="Times New Roman" w:hAnsi="Times New Roman"/>
-          <w:sz w:val="24"/>
-        </w:rPr>
-        <w:t>Отця,</w:t>
-      </w:r>
-      <w:r>
-        <w:rPr>
-          <w:rFonts w:ascii="Times New Roman" w:hAnsi="Times New Roman"/>
-          <w:sz w:val="24"/>
-        </w:rPr>
-        <w:t xml:space="preserve"> </w:t>
-      </w:r>
-      <w:r>
-        <w:rPr>
-          <w:rFonts w:ascii="Times New Roman" w:hAnsi="Times New Roman"/>
-          <w:sz w:val="24"/>
-        </w:rPr>
-        <w:t>і</w:t>
-      </w:r>
-      <w:r>
-        <w:rPr>
-          <w:rFonts w:ascii="Times New Roman" w:hAnsi="Times New Roman"/>
-          <w:sz w:val="24"/>
-        </w:rPr>
-        <w:t xml:space="preserve"> </w:t>
-      </w:r>
-      <w:r>
-        <w:rPr>
-          <w:rFonts w:ascii="Times New Roman" w:hAnsi="Times New Roman"/>
-          <w:sz w:val="24"/>
-        </w:rPr>
-        <w:t>Сина,</w:t>
-      </w:r>
-      <w:r>
-        <w:rPr>
-          <w:rFonts w:ascii="Times New Roman" w:hAnsi="Times New Roman"/>
-          <w:sz w:val="24"/>
-        </w:rPr>
-        <w:t xml:space="preserve"> </w:t>
-      </w:r>
-      <w:r>
-        <w:rPr>
-          <w:rFonts w:ascii="Times New Roman" w:hAnsi="Times New Roman"/>
-          <w:sz w:val="24"/>
-        </w:rPr>
-        <w:t>і</w:t>
-      </w:r>
-      <w:r>
-        <w:rPr>
-          <w:rFonts w:ascii="Times New Roman" w:hAnsi="Times New Roman"/>
-          <w:sz w:val="24"/>
-        </w:rPr>
-        <w:t xml:space="preserve"> </w:t>
-      </w:r>
-      <w:r>
-        <w:rPr>
-          <w:rFonts w:ascii="Times New Roman" w:hAnsi="Times New Roman"/>
-          <w:sz w:val="24"/>
-        </w:rPr>
-        <w:t>Святого</w:t>
-      </w:r>
-      <w:r>
-        <w:rPr>
-          <w:rFonts w:ascii="Times New Roman" w:hAnsi="Times New Roman"/>
-          <w:sz w:val="24"/>
-        </w:rPr>
-        <w:t xml:space="preserve"> </w:t>
-      </w:r>
-      <w:r>
-        <w:rPr>
-          <w:rFonts w:ascii="Times New Roman" w:hAnsi="Times New Roman"/>
-          <w:sz w:val="24"/>
-        </w:rPr>
-        <w:t>Духа,</w:t>
-      </w:r>
-      <w:r>
-        <w:rPr>
-          <w:rFonts w:ascii="Times New Roman" w:hAnsi="Times New Roman"/>
-          <w:sz w:val="24"/>
-        </w:rPr>
-        <w:t xml:space="preserve"> </w:t>
-      </w:r>
-      <w:r>
-        <w:rPr>
-          <w:rFonts w:ascii="Times New Roman" w:hAnsi="Times New Roman"/>
-          <w:sz w:val="24"/>
-        </w:rPr>
-        <w:t>нині,</w:t>
-      </w:r>
-      <w:r>
-        <w:rPr>
-          <w:rFonts w:ascii="Times New Roman" w:hAnsi="Times New Roman"/>
-          <w:sz w:val="24"/>
-        </w:rPr>
-        <w:t xml:space="preserve"> </w:t>
-      </w:r>
-      <w:r>
-        <w:rPr>
-          <w:rFonts w:ascii="Times New Roman" w:hAnsi="Times New Roman"/>
-          <w:sz w:val="24"/>
-        </w:rPr>
-        <w:t>і</w:t>
-      </w:r>
-      <w:r>
-        <w:rPr>
-          <w:rFonts w:ascii="Times New Roman" w:hAnsi="Times New Roman"/>
-          <w:sz w:val="24"/>
-        </w:rPr>
-        <w:t xml:space="preserve"> </w:t>
-      </w:r>
-      <w:r>
-        <w:rPr>
-          <w:rFonts w:ascii="Times New Roman" w:hAnsi="Times New Roman"/>
-          <w:sz w:val="24"/>
-        </w:rPr>
-        <w:t>повсякчас,</w:t>
-      </w:r>
-      <w:r>
-        <w:rPr>
-          <w:rFonts w:ascii="Times New Roman" w:hAnsi="Times New Roman"/>
-          <w:sz w:val="24"/>
-        </w:rPr>
-        <w:t xml:space="preserve"> </w:t>
-      </w:r>
-      <w:r>
-        <w:rPr>
-          <w:rFonts w:ascii="Times New Roman" w:hAnsi="Times New Roman"/>
-          <w:sz w:val="24"/>
-        </w:rPr>
-        <w:t>і</w:t>
-      </w:r>
-      <w:r>
-        <w:rPr>
-          <w:rFonts w:ascii="Times New Roman" w:hAnsi="Times New Roman"/>
-          <w:sz w:val="24"/>
-        </w:rPr>
-        <w:t xml:space="preserve"> </w:t>
-      </w:r>
-      <w:r>
-        <w:rPr>
-          <w:rFonts w:ascii="Times New Roman" w:hAnsi="Times New Roman"/>
-          <w:sz w:val="24"/>
-        </w:rPr>
-        <w:t>на</w:t>
-      </w:r>
-      <w:r>
-        <w:rPr>
-          <w:rFonts w:ascii="Times New Roman" w:hAnsi="Times New Roman"/>
-          <w:sz w:val="24"/>
-        </w:rPr>
-        <w:t xml:space="preserve"> </w:t>
-      </w:r>
-      <w:r>
-        <w:rPr>
-          <w:rFonts w:ascii="Times New Roman" w:hAnsi="Times New Roman"/>
-          <w:sz w:val="24"/>
-        </w:rPr>
-        <w:t>віки</w:t>
-      </w:r>
-      <w:r>
-        <w:rPr>
-          <w:rFonts w:ascii="Times New Roman" w:hAnsi="Times New Roman"/>
-          <w:sz w:val="24"/>
-        </w:rPr>
-        <w:t xml:space="preserve"> </w:t>
-      </w:r>
-      <w:r>
-        <w:rPr>
-          <w:rFonts w:ascii="Times New Roman" w:hAnsi="Times New Roman"/>
-          <w:sz w:val="24"/>
-        </w:rPr>
-        <w:t>віків.</w:t>
+        <w:t xml:space="preserve"> Бо Твоє є царство, і сила, і слава, Отця, і Сина, і Святого Духа, нині, і повсякчас, і на віки віків.</w:t>
       </w:r>
     </w:p>
     <w:p>
@@ -29737,43 +28750,17 @@
         <w:rPr>
           <w:rFonts w:ascii="Times New Roman" w:hAnsi="Times New Roman"/>
           <w:i/>
-          <w:color w:val="FF0000"/>
-          <w:sz w:val="24"/>
-        </w:rPr>
-        <w:t>Священ</w:t>
-      </w:r>
-      <w:r>
-        <w:rPr>
-          <w:rFonts w:ascii="Times New Roman" w:hAnsi="Times New Roman"/>
-          <w:i/>
-          <w:color w:val="FF0000"/>
-          <w:sz w:val="24"/>
-        </w:rPr>
-        <w:t>н</w:t>
-      </w:r>
-      <w:r>
-        <w:rPr>
-          <w:rFonts w:ascii="Times New Roman" w:hAnsi="Times New Roman"/>
-          <w:i/>
-          <w:color w:val="FF0000"/>
-          <w:sz w:val="24"/>
-        </w:rPr>
-        <w:t>ик:</w:t>
-      </w:r>
-      <w:r>
-        <w:rPr>
-          <w:rFonts w:ascii="Times New Roman" w:hAnsi="Times New Roman"/>
-          <w:color w:val="FF0000"/>
-          <w:sz w:val="24"/>
-        </w:rPr>
-        <w:t xml:space="preserve"> </w:t>
-      </w:r>
-      <w:r>
-        <w:rPr>
-          <w:rFonts w:ascii="Times New Roman" w:hAnsi="Times New Roman"/>
-          <w:sz w:val="24"/>
-        </w:rPr>
-        <w:t>Благослове́нний Христо́с Бог наш, за́вжди, ни́ні, і повсякча́с, і на ві́ки вікі́в.</w:t>
+          <w:color w:val="FF4400"/>
+          <w:sz w:val="24"/>
+        </w:rPr>
+        <w:t>Священник:</w:t>
+      </w:r>
+      <w:r>
+        <w:rPr>
+          <w:rFonts w:ascii="Times New Roman" w:hAnsi="Times New Roman"/>
+          <w:sz w:val="24"/>
+        </w:rPr>
+        <w:t xml:space="preserve"> Благослове́нний Христо́с Бог наш, за́вжди, ни́ні, і повсякча́с, і на ві́ки вікі́в.</w:t>
       </w:r>
     </w:p>
     <w:p>
@@ -29815,43 +28802,17 @@
         <w:rPr>
           <w:rFonts w:ascii="Times New Roman" w:hAnsi="Times New Roman"/>
           <w:i/>
-          <w:color w:val="FF0000"/>
-          <w:sz w:val="24"/>
-        </w:rPr>
-        <w:t>Священ</w:t>
-      </w:r>
-      <w:r>
-        <w:rPr>
-          <w:rFonts w:ascii="Times New Roman" w:hAnsi="Times New Roman"/>
-          <w:i/>
-          <w:color w:val="FF0000"/>
-          <w:sz w:val="24"/>
-        </w:rPr>
-        <w:t>н</w:t>
-      </w:r>
-      <w:r>
-        <w:rPr>
-          <w:rFonts w:ascii="Times New Roman" w:hAnsi="Times New Roman"/>
-          <w:i/>
-          <w:color w:val="FF0000"/>
-          <w:sz w:val="24"/>
-        </w:rPr>
-        <w:t>ик:</w:t>
-      </w:r>
-      <w:r>
-        <w:rPr>
-          <w:rFonts w:ascii="Times New Roman" w:hAnsi="Times New Roman"/>
-          <w:color w:val="FF0000"/>
-          <w:sz w:val="24"/>
-        </w:rPr>
-        <w:t xml:space="preserve"> </w:t>
-      </w:r>
-      <w:r>
-        <w:rPr>
-          <w:rFonts w:ascii="Times New Roman" w:hAnsi="Times New Roman"/>
-          <w:sz w:val="24"/>
-        </w:rPr>
-        <w:t>Пресвята́ Богоро́дице, спаси́ нас.</w:t>
+          <w:color w:val="FF4400"/>
+          <w:sz w:val="24"/>
+        </w:rPr>
+        <w:t>Священник:</w:t>
+      </w:r>
+      <w:r>
+        <w:rPr>
+          <w:rFonts w:ascii="Times New Roman" w:hAnsi="Times New Roman"/>
+          <w:sz w:val="24"/>
+        </w:rPr>
+        <w:t xml:space="preserve"> Пресвята́ Богоро́дице, спаси́ нас.</w:t>
       </w:r>
     </w:p>
     <w:p>
@@ -29893,43 +28854,17 @@
         <w:rPr>
           <w:rFonts w:ascii="Times New Roman" w:hAnsi="Times New Roman"/>
           <w:i/>
-          <w:color w:val="FF0000"/>
-          <w:sz w:val="24"/>
-        </w:rPr>
-        <w:t>Священ</w:t>
-      </w:r>
-      <w:r>
-        <w:rPr>
-          <w:rFonts w:ascii="Times New Roman" w:hAnsi="Times New Roman"/>
-          <w:i/>
-          <w:color w:val="FF0000"/>
-          <w:sz w:val="24"/>
-        </w:rPr>
-        <w:t>н</w:t>
-      </w:r>
-      <w:r>
-        <w:rPr>
-          <w:rFonts w:ascii="Times New Roman" w:hAnsi="Times New Roman"/>
-          <w:i/>
-          <w:color w:val="FF0000"/>
-          <w:sz w:val="24"/>
-        </w:rPr>
-        <w:t>ик:</w:t>
-      </w:r>
-      <w:r>
-        <w:rPr>
-          <w:rFonts w:ascii="Times New Roman" w:hAnsi="Times New Roman"/>
-          <w:color w:val="FF0000"/>
-          <w:sz w:val="24"/>
-        </w:rPr>
-        <w:t xml:space="preserve"> </w:t>
-      </w:r>
-      <w:r>
-        <w:rPr>
-          <w:rFonts w:ascii="Times New Roman" w:hAnsi="Times New Roman"/>
-          <w:sz w:val="24"/>
-        </w:rPr>
-        <w:t>Сла́ва Тобі́, Хри́сте Бо́же, упова́ння на́ше, сла́ва Тобі́!</w:t>
+          <w:color w:val="FF4400"/>
+          <w:sz w:val="24"/>
+        </w:rPr>
+        <w:t>Священник:</w:t>
+      </w:r>
+      <w:r>
+        <w:rPr>
+          <w:rFonts w:ascii="Times New Roman" w:hAnsi="Times New Roman"/>
+          <w:sz w:val="24"/>
+        </w:rPr>
+        <w:t xml:space="preserve"> Сла́ва Тобі́, Хри́сте Бо́же, упова́ння на́ше, сла́ва Тобі́!</w:t>
       </w:r>
     </w:p>
     <w:p>
@@ -29981,65 +28916,38 @@
     <w:p>
       <w:pPr>
         <w:spacing w:after="120"/>
-        <w:jc w:val="both"/>
-        <w:rPr>
-          <w:rFonts w:ascii="Times New Roman" w:hAnsi="Times New Roman" w:cs="Times New Roman"/>
-          <w:sz w:val="24"/>
-          <w:szCs w:val="24"/>
-        </w:rPr>
-      </w:pPr>
-      <w:r>
-        <w:rPr>
-          <w:rFonts w:ascii="Times New Roman" w:hAnsi="Times New Roman" w:cs="Times New Roman"/>
-          <w:i/>
-          <w:color w:val="FF0000"/>
-          <w:sz w:val="24"/>
-          <w:szCs w:val="24"/>
-        </w:rPr>
-        <w:t>Священик:</w:t>
-      </w:r>
-      <w:r>
-        <w:rPr>
-          <w:rFonts w:ascii="Times New Roman" w:hAnsi="Times New Roman" w:cs="Times New Roman"/>
-          <w:color w:val="FF0000"/>
-          <w:sz w:val="24"/>
-          <w:szCs w:val="24"/>
-        </w:rPr>
-        <w:t xml:space="preserve"> </w:t>
-      </w:r>
-      <w:r>
-        <w:rPr>
-          <w:rFonts w:ascii="Times New Roman" w:hAnsi="Times New Roman" w:cs="Times New Roman"/>
-          <w:sz w:val="24"/>
-          <w:szCs w:val="24"/>
-        </w:rPr>
-        <w:t>Христос, істинний Бог наш, молитвами пречистої своєї Матері, і святого славного апостола і євангелиста Матея, якого світлу пам’ять днесь святкуємо, святих славних і всехвальних апостол</w:t>
-      </w:r>
-      <w:r>
-        <w:rPr>
-          <w:rFonts w:ascii="Times New Roman" w:hAnsi="Times New Roman" w:cs="Times New Roman"/>
-          <w:sz w:val="24"/>
-          <w:szCs w:val="24"/>
-        </w:rPr>
-        <w:t xml:space="preserve">ів, і святого </w:t>
-      </w:r>
-      <w:r>
-        <w:rPr>
-          <w:rFonts w:ascii="Times New Roman" w:hAnsi="Times New Roman" w:cs="Times New Roman"/>
-          <w:i/>
-          <w:color w:val="FF0000"/>
-          <w:sz w:val="24"/>
-          <w:szCs w:val="24"/>
-        </w:rPr>
-        <w:t xml:space="preserve">(ім'я, якого є храм), </w:t>
-      </w:r>
-      <w:r>
-        <w:rPr>
-          <w:rFonts w:ascii="Times New Roman" w:hAnsi="Times New Roman" w:cs="Times New Roman"/>
-          <w:sz w:val="24"/>
-          <w:szCs w:val="24"/>
-        </w:rPr>
-        <w:t>і всіх святих, помилує і спасе нас, як благий і людинолюбний.</w:t>
+      </w:pPr>
+      <w:r>
+        <w:rPr>
+          <w:rFonts w:ascii="Times New Roman" w:hAnsi="Times New Roman"/>
+          <w:i/>
+          <w:color w:val="FF4400"/>
+          <w:sz w:val="24"/>
+        </w:rPr>
+        <w:t>Священник:</w:t>
+      </w:r>
+      <w:r>
+        <w:rPr>
+          <w:rFonts w:ascii="Times New Roman" w:hAnsi="Times New Roman"/>
+          <w:sz w:val="24"/>
+        </w:rPr>
+        <w:t xml:space="preserve"> Христос, істинний Бог наш - молитвами пречистої Своєї Матері, святих славних і всехвальних апостолів, і святого, </w:t>
+      </w:r>
+      <w:r>
+        <w:rPr>
+          <w:rFonts w:ascii="Times New Roman" w:hAnsi="Times New Roman"/>
+          <w:i/>
+          <w:color w:val="FF4400"/>
+          <w:sz w:val="24"/>
+        </w:rPr>
+        <w:t>якого є храм</w:t>
+      </w:r>
+      <w:r>
+        <w:rPr>
+          <w:rFonts w:ascii="Times New Roman" w:hAnsi="Times New Roman"/>
+          <w:sz w:val="24"/>
+        </w:rPr>
+        <w:t>, і святого апостола і євангелиста Матея, якого сьогодні пам'ять світло звершуємо, і всіх святих - помилує і спасе нас як благий і людинолюбний.</w:t>
       </w:r>
     </w:p>
     <w:p>
@@ -34214,29 +33122,19 @@
       </w:pPr>
       <w:r>
         <w:rPr>
-          <w:rFonts w:ascii="Times New Roman" w:hAnsi="Times New Roman" w:cs="Times New Roman"/>
+          <w:rFonts w:ascii="Times New Roman" w:hAnsi="Times New Roman"/>
           <w:i/>
           <w:color w:val="FF4400"/>
           <w:sz w:val="24"/>
-          <w:szCs w:val="24"/>
         </w:rPr>
         <w:t>Священник:</w:t>
       </w:r>
       <w:r>
         <w:rPr>
-          <w:rFonts w:ascii="Times New Roman" w:hAnsi="Times New Roman" w:cs="Times New Roman"/>
-          <w:sz w:val="24"/>
-          <w:szCs w:val="24"/>
-        </w:rPr>
-        <w:t xml:space="preserve"> Бо Тобі належить усяка слава, честь і поклоніння, О</w:t>
-      </w:r>
-      <w:r>
-        <w:rPr>
-          <w:rFonts w:ascii="Times New Roman" w:hAnsi="Times New Roman" w:cs="Times New Roman"/>
-          <w:sz w:val="24"/>
-          <w:szCs w:val="24"/>
-        </w:rPr>
-        <w:t>тцю, і Сину, і Святому Духові, нині, і повсякчас, і на віки віків.</w:t>
+          <w:rFonts w:ascii="Times New Roman" w:hAnsi="Times New Roman"/>
+          <w:sz w:val="24"/>
+        </w:rPr>
+        <w:t xml:space="preserve"> Бо Тобі належить усяка слава, честь і поклоніння, Отцю, і Сину, і Святому Духові, нині, і повсякчас, і на віки віків.</w:t>
       </w:r>
     </w:p>
     <w:p>
@@ -35497,402 +34395,9 @@
       <w:r>
         <w:rPr>
           <w:rFonts w:ascii="Times New Roman" w:hAnsi="Times New Roman"/>
-          <w:color w:val="000000"/>
-          <w:sz w:val="24"/>
-        </w:rPr>
-        <w:t xml:space="preserve"> </w:t>
-      </w:r>
-      <w:r>
-        <w:rPr>
-          <w:rFonts w:ascii="Times New Roman" w:hAnsi="Times New Roman"/>
-          <w:color w:val="000000"/>
-          <w:sz w:val="24"/>
-        </w:rPr>
-        <w:t>Бо</w:t>
-      </w:r>
-      <w:r>
-        <w:rPr>
-          <w:rFonts w:ascii="Times New Roman" w:hAnsi="Times New Roman"/>
-          <w:color w:val="000000"/>
-          <w:sz w:val="24"/>
-        </w:rPr>
-        <w:t xml:space="preserve"> </w:t>
-      </w:r>
-      <w:r>
-        <w:rPr>
-          <w:rFonts w:ascii="Times New Roman" w:hAnsi="Times New Roman"/>
-          <w:color w:val="000000"/>
-          <w:sz w:val="24"/>
-        </w:rPr>
-        <w:t>Твоя</w:t>
-      </w:r>
-      <w:r>
-        <w:rPr>
-          <w:rFonts w:ascii="Times New Roman" w:hAnsi="Times New Roman"/>
-          <w:color w:val="000000"/>
-          <w:sz w:val="24"/>
-        </w:rPr>
-        <w:t xml:space="preserve"> </w:t>
-      </w:r>
-      <w:r>
-        <w:rPr>
-          <w:rFonts w:ascii="Times New Roman" w:hAnsi="Times New Roman"/>
-          <w:color w:val="000000"/>
-          <w:sz w:val="24"/>
-        </w:rPr>
-        <w:t>є</w:t>
-      </w:r>
-      <w:r>
-        <w:rPr>
-          <w:rFonts w:ascii="Times New Roman" w:hAnsi="Times New Roman"/>
-          <w:color w:val="000000"/>
-          <w:sz w:val="24"/>
-        </w:rPr>
-        <w:t xml:space="preserve"> </w:t>
-      </w:r>
-      <w:r>
-        <w:rPr>
-          <w:rFonts w:ascii="Times New Roman" w:hAnsi="Times New Roman"/>
-          <w:color w:val="000000"/>
-          <w:sz w:val="24"/>
-        </w:rPr>
-        <w:t>влада</w:t>
-      </w:r>
-      <w:r>
-        <w:rPr>
-          <w:rFonts w:ascii="Times New Roman" w:hAnsi="Times New Roman"/>
-          <w:color w:val="000000"/>
-          <w:sz w:val="24"/>
-        </w:rPr>
-        <w:t xml:space="preserve"> </w:t>
-      </w:r>
-      <w:r>
-        <w:rPr>
-          <w:rFonts w:ascii="Times New Roman" w:hAnsi="Times New Roman"/>
-          <w:color w:val="000000"/>
-          <w:sz w:val="24"/>
-        </w:rPr>
-        <w:t>і</w:t>
-      </w:r>
-      <w:r>
-        <w:rPr>
-          <w:rFonts w:ascii="Times New Roman" w:hAnsi="Times New Roman"/>
-          <w:color w:val="000000"/>
-          <w:sz w:val="24"/>
-        </w:rPr>
-        <w:t xml:space="preserve"> </w:t>
-      </w:r>
-      <w:r>
-        <w:rPr>
-          <w:rFonts w:ascii="Times New Roman" w:hAnsi="Times New Roman"/>
-          <w:color w:val="000000"/>
-          <w:sz w:val="24"/>
-        </w:rPr>
-        <w:t>Твоє</w:t>
-      </w:r>
-      <w:r>
-        <w:rPr>
-          <w:rFonts w:ascii="Times New Roman" w:hAnsi="Times New Roman"/>
-          <w:color w:val="000000"/>
-          <w:sz w:val="24"/>
-        </w:rPr>
-        <w:t xml:space="preserve"> </w:t>
-      </w:r>
-      <w:r>
-        <w:rPr>
-          <w:rFonts w:ascii="Times New Roman" w:hAnsi="Times New Roman"/>
-          <w:color w:val="000000"/>
-          <w:sz w:val="24"/>
-        </w:rPr>
-        <w:t>є</w:t>
-      </w:r>
-      <w:r>
-        <w:rPr>
-          <w:rFonts w:ascii="Times New Roman" w:hAnsi="Times New Roman"/>
-          <w:color w:val="000000"/>
-          <w:sz w:val="24"/>
-        </w:rPr>
-        <w:t xml:space="preserve"> </w:t>
-      </w:r>
-      <w:r>
-        <w:rPr>
-          <w:rFonts w:ascii="Times New Roman" w:hAnsi="Times New Roman"/>
-          <w:color w:val="000000"/>
-          <w:sz w:val="24"/>
-        </w:rPr>
-        <w:t>царство,</w:t>
-      </w:r>
-      <w:r>
-        <w:rPr>
-          <w:rFonts w:ascii="Times New Roman" w:hAnsi="Times New Roman"/>
-          <w:color w:val="000000"/>
-          <w:sz w:val="24"/>
-        </w:rPr>
-        <w:t xml:space="preserve"> </w:t>
-      </w:r>
-      <w:r>
-        <w:rPr>
-          <w:rFonts w:ascii="Times New Roman" w:hAnsi="Times New Roman"/>
-          <w:color w:val="000000"/>
-          <w:sz w:val="24"/>
-        </w:rPr>
-        <w:t>і</w:t>
-      </w:r>
-      <w:r>
-        <w:rPr>
-          <w:rFonts w:ascii="Times New Roman" w:hAnsi="Times New Roman"/>
-          <w:color w:val="000000"/>
-          <w:sz w:val="24"/>
-        </w:rPr>
-        <w:t xml:space="preserve"> </w:t>
-      </w:r>
-      <w:r>
-        <w:rPr>
-          <w:rFonts w:ascii="Times New Roman" w:hAnsi="Times New Roman"/>
-          <w:color w:val="000000"/>
-          <w:sz w:val="24"/>
-        </w:rPr>
-        <w:t>сила,</w:t>
-      </w:r>
-      <w:r>
-        <w:rPr>
-          <w:rFonts w:ascii="Times New Roman" w:hAnsi="Times New Roman"/>
-          <w:color w:val="000000"/>
-          <w:sz w:val="24"/>
-        </w:rPr>
-        <w:t xml:space="preserve"> </w:t>
-      </w:r>
-      <w:r>
-        <w:rPr>
-          <w:rFonts w:ascii="Times New Roman" w:hAnsi="Times New Roman"/>
-          <w:color w:val="000000"/>
-          <w:sz w:val="24"/>
-        </w:rPr>
-        <w:t>і</w:t>
-      </w:r>
-      <w:r>
-        <w:rPr>
-          <w:rFonts w:ascii="Times New Roman" w:hAnsi="Times New Roman"/>
-          <w:color w:val="000000"/>
-          <w:sz w:val="24"/>
-        </w:rPr>
-        <w:t xml:space="preserve"> </w:t>
-      </w:r>
-      <w:r>
-        <w:rPr>
-          <w:rFonts w:ascii="Times New Roman" w:hAnsi="Times New Roman"/>
-          <w:color w:val="000000"/>
-          <w:sz w:val="24"/>
-        </w:rPr>
-        <w:t>слава,</w:t>
-      </w:r>
-      <w:r>
-        <w:rPr>
-          <w:rFonts w:ascii="Times New Roman" w:hAnsi="Times New Roman"/>
-          <w:color w:val="000000"/>
-          <w:sz w:val="24"/>
-        </w:rPr>
-        <w:t xml:space="preserve"> </w:t>
-      </w:r>
-      <w:r>
-        <w:rPr>
-          <w:rFonts w:ascii="Times New Roman" w:hAnsi="Times New Roman"/>
-          <w:color w:val="000000"/>
-          <w:sz w:val="24"/>
-        </w:rPr>
-        <w:t>Отця,</w:t>
-      </w:r>
-      <w:r>
-        <w:rPr>
-          <w:rFonts w:ascii="Times New Roman" w:hAnsi="Times New Roman"/>
-          <w:color w:val="000000"/>
-          <w:sz w:val="24"/>
-        </w:rPr>
-        <w:t xml:space="preserve"> </w:t>
-      </w:r>
-      <w:r>
-        <w:rPr>
-          <w:rFonts w:ascii="Times New Roman" w:hAnsi="Times New Roman"/>
-          <w:color w:val="000000"/>
-          <w:sz w:val="24"/>
-        </w:rPr>
-        <w:t>і</w:t>
-      </w:r>
-      <w:r>
-        <w:rPr>
-          <w:rFonts w:ascii="Times New Roman" w:hAnsi="Times New Roman"/>
-          <w:color w:val="000000"/>
-          <w:sz w:val="24"/>
-        </w:rPr>
-        <w:t xml:space="preserve"> </w:t>
-      </w:r>
-      <w:r>
-        <w:rPr>
-          <w:rFonts w:ascii="Times New Roman" w:hAnsi="Times New Roman"/>
-          <w:color w:val="000000"/>
-          <w:sz w:val="24"/>
-        </w:rPr>
-        <w:t>Сина,</w:t>
-      </w:r>
-      <w:r>
-        <w:rPr>
-          <w:rFonts w:ascii="Times New Roman" w:hAnsi="Times New Roman"/>
-          <w:color w:val="000000"/>
-          <w:sz w:val="24"/>
-        </w:rPr>
-        <w:t xml:space="preserve"> </w:t>
-      </w:r>
-      <w:r>
-        <w:rPr>
-          <w:rFonts w:ascii="Times New Roman" w:hAnsi="Times New Roman"/>
-          <w:color w:val="000000"/>
-          <w:sz w:val="24"/>
-        </w:rPr>
-        <w:t>і</w:t>
-      </w:r>
-      <w:r>
-        <w:rPr>
-          <w:rFonts w:ascii="Times New Roman" w:hAnsi="Times New Roman"/>
-          <w:color w:val="000000"/>
-          <w:sz w:val="24"/>
-        </w:rPr>
-        <w:t xml:space="preserve"> </w:t>
-      </w:r>
-      <w:r>
-        <w:rPr>
-          <w:rFonts w:ascii="Times New Roman" w:hAnsi="Times New Roman"/>
-          <w:color w:val="000000"/>
-          <w:sz w:val="24"/>
-        </w:rPr>
-        <w:t>Святого</w:t>
-      </w:r>
-      <w:r>
-        <w:rPr>
-          <w:rFonts w:ascii="Times New Roman" w:hAnsi="Times New Roman"/>
-          <w:color w:val="000000"/>
-          <w:sz w:val="24"/>
-        </w:rPr>
-        <w:t xml:space="preserve"> </w:t>
-      </w:r>
-      <w:r>
-        <w:rPr>
-          <w:rFonts w:ascii="Times New Roman" w:hAnsi="Times New Roman"/>
-          <w:color w:val="000000"/>
-          <w:sz w:val="24"/>
-        </w:rPr>
-        <w:t>Духа,</w:t>
-      </w:r>
-      <w:r>
-        <w:rPr>
-          <w:rFonts w:ascii="Times New Roman" w:hAnsi="Times New Roman"/>
-          <w:color w:val="000000"/>
-          <w:sz w:val="24"/>
-        </w:rPr>
-        <w:t xml:space="preserve"> </w:t>
-      </w:r>
-      <w:r>
-        <w:rPr>
-          <w:rFonts w:ascii="Times New Roman" w:hAnsi="Times New Roman"/>
-          <w:color w:val="000000"/>
-          <w:sz w:val="24"/>
-        </w:rPr>
-        <w:t>нині,</w:t>
-      </w:r>
-      <w:r>
-        <w:rPr>
-          <w:rFonts w:ascii="Times New Roman" w:hAnsi="Times New Roman"/>
-          <w:color w:val="000000"/>
-          <w:sz w:val="24"/>
-        </w:rPr>
-        <w:t xml:space="preserve"> </w:t>
-      </w:r>
-      <w:r>
-        <w:rPr>
-          <w:rFonts w:ascii="Times New Roman" w:hAnsi="Times New Roman"/>
-          <w:color w:val="000000"/>
-          <w:sz w:val="24"/>
-        </w:rPr>
-        <w:t>і</w:t>
-      </w:r>
-      <w:r>
-        <w:rPr>
-          <w:rFonts w:ascii="Times New Roman" w:hAnsi="Times New Roman"/>
-          <w:color w:val="000000"/>
-          <w:sz w:val="24"/>
-        </w:rPr>
-        <w:t xml:space="preserve"> </w:t>
-      </w:r>
-      <w:r>
-        <w:rPr>
-          <w:rFonts w:ascii="Times New Roman" w:hAnsi="Times New Roman"/>
-          <w:color w:val="000000"/>
-          <w:sz w:val="24"/>
-        </w:rPr>
-        <w:t>повсякчас,</w:t>
-      </w:r>
-      <w:r>
-        <w:rPr>
-          <w:rFonts w:ascii="Times New Roman" w:hAnsi="Times New Roman"/>
-          <w:color w:val="000000"/>
-          <w:sz w:val="24"/>
-        </w:rPr>
-        <w:t xml:space="preserve"> </w:t>
-      </w:r>
-      <w:r>
-        <w:rPr>
-          <w:rFonts w:ascii="Times New Roman" w:hAnsi="Times New Roman"/>
-          <w:color w:val="000000"/>
-          <w:sz w:val="24"/>
-        </w:rPr>
-        <w:t>і</w:t>
-      </w:r>
-      <w:r>
-        <w:rPr>
-          <w:rFonts w:ascii="Times New Roman" w:hAnsi="Times New Roman"/>
-          <w:color w:val="000000"/>
-          <w:sz w:val="24"/>
-        </w:rPr>
-        <w:t xml:space="preserve"> </w:t>
-      </w:r>
-      <w:r>
-        <w:rPr>
-          <w:rFonts w:ascii="Times New Roman" w:hAnsi="Times New Roman"/>
-          <w:color w:val="000000"/>
-          <w:sz w:val="24"/>
-        </w:rPr>
-        <w:t>на</w:t>
-      </w:r>
-      <w:r>
-        <w:rPr>
-          <w:rFonts w:ascii="Times New Roman" w:hAnsi="Times New Roman"/>
-          <w:color w:val="000000"/>
-          <w:sz w:val="24"/>
-        </w:rPr>
-        <w:t xml:space="preserve"> </w:t>
-      </w:r>
-      <w:r>
-        <w:rPr>
-          <w:rFonts w:ascii="Times New Roman" w:hAnsi="Times New Roman"/>
-          <w:color w:val="000000"/>
-          <w:sz w:val="24"/>
-        </w:rPr>
-        <w:t>віки</w:t>
-      </w:r>
-      <w:r>
-        <w:rPr>
-          <w:rFonts w:ascii="Times New Roman" w:hAnsi="Times New Roman"/>
-          <w:color w:val="000000"/>
-          <w:sz w:val="24"/>
-        </w:rPr>
-        <w:t xml:space="preserve"> </w:t>
-      </w:r>
-      <w:r>
-        <w:rPr>
-          <w:rFonts w:ascii="Times New Roman" w:hAnsi="Times New Roman"/>
-          <w:color w:val="000000"/>
-          <w:sz w:val="24"/>
-        </w:rPr>
-        <w:t>віків.</w:t>
+          <w:sz w:val="24"/>
+        </w:rPr>
+        <w:t xml:space="preserve"> Бо Твоя є влада і Твоє є царство, і сила, і слава, Отця, і Сина, і Святого Духа, нині, і повсякчас, і на віки віків.</w:t>
       </w:r>
     </w:p>
     <w:p>
@@ -42357,7 +40862,7 @@
         <w:rPr>
           <w:rFonts w:ascii="Times New Roman" w:hAnsi="Times New Roman"/>
           <w:i/>
-          <w:color w:val="FF0000"/>
+          <w:color w:val="FF4400"/>
           <w:sz w:val="24"/>
         </w:rPr>
         <w:t>Священник:</w:t>
@@ -42365,332 +40870,9 @@
       <w:r>
         <w:rPr>
           <w:rFonts w:ascii="Times New Roman" w:hAnsi="Times New Roman"/>
-          <w:i/>
-          <w:color w:val="FF0000"/>
-          <w:sz w:val="24"/>
-        </w:rPr>
-        <w:t xml:space="preserve"> </w:t>
-      </w:r>
-      <w:r>
-        <w:rPr>
-          <w:rFonts w:ascii="Times New Roman" w:hAnsi="Times New Roman"/>
-          <w:color w:val="000000"/>
-          <w:sz w:val="24"/>
-        </w:rPr>
-        <w:t>Бо</w:t>
-      </w:r>
-      <w:r>
-        <w:rPr>
-          <w:rFonts w:ascii="Times New Roman" w:hAnsi="Times New Roman"/>
-          <w:color w:val="000000"/>
-          <w:sz w:val="24"/>
-        </w:rPr>
-        <w:t xml:space="preserve"> </w:t>
-      </w:r>
-      <w:r>
-        <w:rPr>
-          <w:rFonts w:ascii="Times New Roman" w:hAnsi="Times New Roman"/>
-          <w:color w:val="000000"/>
-          <w:sz w:val="24"/>
-        </w:rPr>
-        <w:t>Ти</w:t>
-      </w:r>
-      <w:r>
-        <w:rPr>
-          <w:rFonts w:ascii="Times New Roman" w:hAnsi="Times New Roman"/>
-          <w:color w:val="000000"/>
-          <w:sz w:val="24"/>
-        </w:rPr>
-        <w:t xml:space="preserve"> </w:t>
-      </w:r>
-      <w:r>
-        <w:rPr>
-          <w:rFonts w:ascii="Times New Roman" w:hAnsi="Times New Roman"/>
-          <w:color w:val="000000"/>
-          <w:sz w:val="24"/>
-        </w:rPr>
-        <w:t>Бог</w:t>
-      </w:r>
-      <w:r>
-        <w:rPr>
-          <w:rFonts w:ascii="Times New Roman" w:hAnsi="Times New Roman"/>
-          <w:color w:val="000000"/>
-          <w:sz w:val="24"/>
-        </w:rPr>
-        <w:t xml:space="preserve"> </w:t>
-      </w:r>
-      <w:r>
-        <w:rPr>
-          <w:rFonts w:ascii="Times New Roman" w:hAnsi="Times New Roman"/>
-          <w:color w:val="000000"/>
-          <w:sz w:val="24"/>
-        </w:rPr>
-        <w:t>наш</w:t>
-      </w:r>
-      <w:r>
-        <w:rPr>
-          <w:rFonts w:ascii="Times New Roman" w:hAnsi="Times New Roman"/>
-          <w:color w:val="000000"/>
-          <w:sz w:val="24"/>
-        </w:rPr>
-        <w:t xml:space="preserve"> </w:t>
-      </w:r>
-      <w:r>
-        <w:rPr>
-          <w:rFonts w:ascii="Times New Roman" w:hAnsi="Times New Roman"/>
-          <w:color w:val="000000"/>
-          <w:sz w:val="24"/>
-        </w:rPr>
-        <w:t>і</w:t>
-      </w:r>
-      <w:r>
-        <w:rPr>
-          <w:rFonts w:ascii="Times New Roman" w:hAnsi="Times New Roman"/>
-          <w:color w:val="000000"/>
-          <w:sz w:val="24"/>
-        </w:rPr>
-        <w:t xml:space="preserve"> </w:t>
-      </w:r>
-      <w:r>
-        <w:rPr>
-          <w:rFonts w:ascii="Times New Roman" w:hAnsi="Times New Roman"/>
-          <w:color w:val="000000"/>
-          <w:sz w:val="24"/>
-        </w:rPr>
-        <w:t>Тобі</w:t>
-      </w:r>
-      <w:r>
-        <w:rPr>
-          <w:rFonts w:ascii="Times New Roman" w:hAnsi="Times New Roman"/>
-          <w:color w:val="000000"/>
-          <w:sz w:val="24"/>
-        </w:rPr>
-        <w:t xml:space="preserve"> </w:t>
-      </w:r>
-      <w:r>
-        <w:rPr>
-          <w:rFonts w:ascii="Times New Roman" w:hAnsi="Times New Roman"/>
-          <w:color w:val="000000"/>
-          <w:sz w:val="24"/>
-        </w:rPr>
-        <w:t>славу</w:t>
-      </w:r>
-      <w:r>
-        <w:rPr>
-          <w:rFonts w:ascii="Times New Roman" w:hAnsi="Times New Roman"/>
-          <w:color w:val="000000"/>
-          <w:sz w:val="24"/>
-        </w:rPr>
-        <w:t xml:space="preserve"> </w:t>
-      </w:r>
-      <w:r>
-        <w:rPr>
-          <w:rFonts w:ascii="Times New Roman" w:hAnsi="Times New Roman"/>
-          <w:color w:val="000000"/>
-          <w:sz w:val="24"/>
-        </w:rPr>
-        <w:t>возсилаємо:</w:t>
-      </w:r>
-      <w:r>
-        <w:rPr>
-          <w:rFonts w:ascii="Times New Roman" w:hAnsi="Times New Roman"/>
-          <w:color w:val="000000"/>
-          <w:sz w:val="24"/>
-        </w:rPr>
-        <w:t xml:space="preserve"> </w:t>
-      </w:r>
-      <w:r>
-        <w:rPr>
-          <w:rFonts w:ascii="Times New Roman" w:hAnsi="Times New Roman"/>
-          <w:color w:val="000000"/>
-          <w:sz w:val="24"/>
-        </w:rPr>
-        <w:t>Отцю,</w:t>
-      </w:r>
-      <w:r>
-        <w:rPr>
-          <w:rFonts w:ascii="Times New Roman" w:hAnsi="Times New Roman"/>
-          <w:color w:val="000000"/>
-          <w:sz w:val="24"/>
-        </w:rPr>
-        <w:t xml:space="preserve"> </w:t>
-      </w:r>
-      <w:r>
-        <w:rPr>
-          <w:rFonts w:ascii="Times New Roman" w:hAnsi="Times New Roman"/>
-          <w:color w:val="000000"/>
-          <w:sz w:val="24"/>
-        </w:rPr>
-        <w:t>і</w:t>
-      </w:r>
-      <w:r>
-        <w:rPr>
-          <w:rFonts w:ascii="Times New Roman" w:hAnsi="Times New Roman"/>
-          <w:color w:val="000000"/>
-          <w:sz w:val="24"/>
-        </w:rPr>
-        <w:t xml:space="preserve"> </w:t>
-      </w:r>
-      <w:r>
-        <w:rPr>
-          <w:rFonts w:ascii="Times New Roman" w:hAnsi="Times New Roman"/>
-          <w:color w:val="000000"/>
-          <w:sz w:val="24"/>
-        </w:rPr>
-        <w:t>Сину,</w:t>
-      </w:r>
-      <w:r>
-        <w:rPr>
-          <w:rFonts w:ascii="Times New Roman" w:hAnsi="Times New Roman"/>
-          <w:color w:val="000000"/>
-          <w:sz w:val="24"/>
-        </w:rPr>
-        <w:t xml:space="preserve"> </w:t>
-      </w:r>
-      <w:r>
-        <w:rPr>
-          <w:rFonts w:ascii="Times New Roman" w:hAnsi="Times New Roman"/>
-          <w:color w:val="000000"/>
-          <w:sz w:val="24"/>
-        </w:rPr>
-        <w:t>і</w:t>
-      </w:r>
-      <w:r>
-        <w:rPr>
-          <w:rFonts w:ascii="Times New Roman" w:hAnsi="Times New Roman"/>
-          <w:color w:val="000000"/>
-          <w:sz w:val="24"/>
-        </w:rPr>
-        <w:t xml:space="preserve"> </w:t>
-      </w:r>
-      <w:r>
-        <w:rPr>
-          <w:rFonts w:ascii="Times New Roman" w:hAnsi="Times New Roman"/>
-          <w:color w:val="000000"/>
-          <w:sz w:val="24"/>
-        </w:rPr>
-        <w:t>Святому</w:t>
-      </w:r>
-      <w:r>
-        <w:rPr>
-          <w:rFonts w:ascii="Times New Roman" w:hAnsi="Times New Roman"/>
-          <w:color w:val="000000"/>
-          <w:sz w:val="24"/>
-        </w:rPr>
-        <w:t xml:space="preserve"> </w:t>
-      </w:r>
-      <w:r>
-        <w:rPr>
-          <w:rFonts w:ascii="Times New Roman" w:hAnsi="Times New Roman"/>
-          <w:color w:val="000000"/>
-          <w:sz w:val="24"/>
-        </w:rPr>
-        <w:t>Духові</w:t>
-      </w:r>
-      <w:r>
-        <w:rPr>
-          <w:rFonts w:ascii="Times New Roman" w:hAnsi="Times New Roman"/>
-          <w:sz w:val="24"/>
-        </w:rPr>
-        <w:t>,</w:t>
-      </w:r>
-      <w:r>
-        <w:rPr>
-          <w:rFonts w:ascii="Times New Roman" w:hAnsi="Times New Roman"/>
-          <w:sz w:val="24"/>
-        </w:rPr>
-        <w:t xml:space="preserve"> </w:t>
-      </w:r>
-      <w:r>
-        <w:rPr>
-          <w:rFonts w:ascii="Times New Roman" w:hAnsi="Times New Roman"/>
-          <w:sz w:val="24"/>
-        </w:rPr>
-        <w:t>нині,</w:t>
-      </w:r>
-      <w:r>
-        <w:rPr>
-          <w:rFonts w:ascii="Times New Roman" w:hAnsi="Times New Roman"/>
-          <w:sz w:val="24"/>
-        </w:rPr>
-        <w:t xml:space="preserve"> </w:t>
-      </w:r>
-      <w:r>
-        <w:rPr>
-          <w:rFonts w:ascii="Times New Roman" w:hAnsi="Times New Roman"/>
-          <w:sz w:val="24"/>
-        </w:rPr>
-        <w:t>і</w:t>
-      </w:r>
-      <w:r>
-        <w:rPr>
-          <w:rFonts w:ascii="Times New Roman" w:hAnsi="Times New Roman"/>
-          <w:sz w:val="24"/>
-        </w:rPr>
-        <w:t xml:space="preserve"> </w:t>
-      </w:r>
-      <w:r>
-        <w:rPr>
-          <w:rFonts w:ascii="Times New Roman" w:hAnsi="Times New Roman"/>
-          <w:sz w:val="24"/>
-        </w:rPr>
-        <w:t>повсякчас,</w:t>
-      </w:r>
-      <w:r>
-        <w:rPr>
-          <w:rFonts w:ascii="Times New Roman" w:hAnsi="Times New Roman"/>
-          <w:sz w:val="24"/>
-        </w:rPr>
-        <w:t xml:space="preserve"> </w:t>
-      </w:r>
-      <w:r>
-        <w:rPr>
-          <w:rFonts w:ascii="Times New Roman" w:hAnsi="Times New Roman"/>
-          <w:sz w:val="24"/>
-        </w:rPr>
-        <w:t>і</w:t>
-      </w:r>
-      <w:r>
-        <w:rPr>
-          <w:rFonts w:ascii="Times New Roman" w:hAnsi="Times New Roman"/>
-          <w:sz w:val="24"/>
-        </w:rPr>
-        <w:t xml:space="preserve"> </w:t>
-      </w:r>
-      <w:r>
-        <w:rPr>
-          <w:rFonts w:ascii="Times New Roman" w:hAnsi="Times New Roman"/>
-          <w:sz w:val="24"/>
-        </w:rPr>
-        <w:t>на</w:t>
-      </w:r>
-      <w:r>
-        <w:rPr>
-          <w:rFonts w:ascii="Times New Roman" w:hAnsi="Times New Roman"/>
-          <w:sz w:val="24"/>
-        </w:rPr>
-        <w:t xml:space="preserve"> </w:t>
-      </w:r>
-      <w:r>
-        <w:rPr>
-          <w:rFonts w:ascii="Times New Roman" w:hAnsi="Times New Roman"/>
-          <w:sz w:val="24"/>
-        </w:rPr>
-        <w:t>віки</w:t>
-      </w:r>
-      <w:r>
-        <w:rPr>
-          <w:rFonts w:ascii="Times New Roman" w:hAnsi="Times New Roman"/>
-          <w:sz w:val="24"/>
-        </w:rPr>
-        <w:t xml:space="preserve"> </w:t>
-      </w:r>
-      <w:r>
-        <w:rPr>
-          <w:rFonts w:ascii="Times New Roman" w:hAnsi="Times New Roman"/>
-          <w:sz w:val="24"/>
-        </w:rPr>
-        <w:t>віків.</w:t>
+          <w:sz w:val="24"/>
+        </w:rPr>
+        <w:t xml:space="preserve"> Бо Ти Бог наш і Тобі славу возсилаємо: Отцю, і Сину, і Святому Духові, нині, і повсякчас, і на віки віків.</w:t>
       </w:r>
     </w:p>
     <w:p>
@@ -44741,7 +42923,7 @@
         <w:rPr>
           <w:rFonts w:ascii="Times New Roman" w:hAnsi="Times New Roman"/>
           <w:i/>
-          <w:color w:val="FF0000"/>
+          <w:color w:val="FF4400"/>
           <w:sz w:val="24"/>
         </w:rPr>
         <w:t>Священник:</w:t>
@@ -44749,412 +42931,9 @@
       <w:r>
         <w:rPr>
           <w:rFonts w:ascii="Times New Roman" w:hAnsi="Times New Roman"/>
-          <w:i/>
-          <w:color w:val="FF0000"/>
-          <w:sz w:val="24"/>
-        </w:rPr>
-        <w:t xml:space="preserve"> </w:t>
-      </w:r>
-      <w:r>
-        <w:rPr>
-          <w:rFonts w:ascii="Times New Roman" w:hAnsi="Times New Roman"/>
-          <w:color w:val="000000"/>
-          <w:sz w:val="24"/>
-        </w:rPr>
-        <w:t>Бо</w:t>
-      </w:r>
-      <w:r>
-        <w:rPr>
-          <w:rFonts w:ascii="Times New Roman" w:hAnsi="Times New Roman"/>
-          <w:color w:val="000000"/>
-          <w:sz w:val="24"/>
-        </w:rPr>
-        <w:t xml:space="preserve"> </w:t>
-      </w:r>
-      <w:r>
-        <w:rPr>
-          <w:rFonts w:ascii="Times New Roman" w:hAnsi="Times New Roman"/>
-          <w:color w:val="000000"/>
-          <w:sz w:val="24"/>
-        </w:rPr>
-        <w:t>Ти</w:t>
-      </w:r>
-      <w:r>
-        <w:rPr>
-          <w:rFonts w:ascii="Times New Roman" w:hAnsi="Times New Roman"/>
-          <w:color w:val="000000"/>
-          <w:sz w:val="24"/>
-        </w:rPr>
-        <w:t xml:space="preserve"> </w:t>
-      </w:r>
-      <w:r>
-        <w:rPr>
-          <w:rFonts w:ascii="Times New Roman" w:hAnsi="Times New Roman"/>
-          <w:color w:val="000000"/>
-          <w:sz w:val="24"/>
-        </w:rPr>
-        <w:t>цар</w:t>
-      </w:r>
-      <w:r>
-        <w:rPr>
-          <w:rFonts w:ascii="Times New Roman" w:hAnsi="Times New Roman"/>
-          <w:color w:val="000000"/>
-          <w:sz w:val="24"/>
-        </w:rPr>
-        <w:t xml:space="preserve"> </w:t>
-      </w:r>
-      <w:r>
-        <w:rPr>
-          <w:rFonts w:ascii="Times New Roman" w:hAnsi="Times New Roman"/>
-          <w:color w:val="000000"/>
-          <w:sz w:val="24"/>
-        </w:rPr>
-        <w:t>миру</w:t>
-      </w:r>
-      <w:r>
-        <w:rPr>
-          <w:rFonts w:ascii="Times New Roman" w:hAnsi="Times New Roman"/>
-          <w:color w:val="000000"/>
-          <w:sz w:val="24"/>
-        </w:rPr>
-        <w:t xml:space="preserve"> </w:t>
-      </w:r>
-      <w:r>
-        <w:rPr>
-          <w:rFonts w:ascii="Times New Roman" w:hAnsi="Times New Roman"/>
-          <w:color w:val="000000"/>
-          <w:sz w:val="24"/>
-        </w:rPr>
-        <w:t>і</w:t>
-      </w:r>
-      <w:r>
-        <w:rPr>
-          <w:rFonts w:ascii="Times New Roman" w:hAnsi="Times New Roman"/>
-          <w:color w:val="000000"/>
-          <w:sz w:val="24"/>
-        </w:rPr>
-        <w:t xml:space="preserve"> </w:t>
-      </w:r>
-      <w:r>
-        <w:rPr>
-          <w:rFonts w:ascii="Times New Roman" w:hAnsi="Times New Roman"/>
-          <w:color w:val="000000"/>
-          <w:sz w:val="24"/>
-        </w:rPr>
-        <w:t>Спас</w:t>
-      </w:r>
-      <w:r>
-        <w:rPr>
-          <w:rFonts w:ascii="Times New Roman" w:hAnsi="Times New Roman"/>
-          <w:color w:val="000000"/>
-          <w:sz w:val="24"/>
-        </w:rPr>
-        <w:t xml:space="preserve"> </w:t>
-      </w:r>
-      <w:r>
-        <w:rPr>
-          <w:rFonts w:ascii="Times New Roman" w:hAnsi="Times New Roman"/>
-          <w:color w:val="000000"/>
-          <w:sz w:val="24"/>
-        </w:rPr>
-        <w:t>душ</w:t>
-      </w:r>
-      <w:r>
-        <w:rPr>
-          <w:rFonts w:ascii="Times New Roman" w:hAnsi="Times New Roman"/>
-          <w:color w:val="000000"/>
-          <w:sz w:val="24"/>
-        </w:rPr>
-        <w:t xml:space="preserve"> </w:t>
-      </w:r>
-      <w:r>
-        <w:rPr>
-          <w:rFonts w:ascii="Times New Roman" w:hAnsi="Times New Roman"/>
-          <w:color w:val="000000"/>
-          <w:sz w:val="24"/>
-        </w:rPr>
-        <w:t>наших</w:t>
-      </w:r>
-      <w:r>
-        <w:rPr>
-          <w:rFonts w:ascii="Times New Roman" w:hAnsi="Times New Roman"/>
-          <w:color w:val="000000"/>
-          <w:sz w:val="24"/>
-        </w:rPr>
-        <w:t xml:space="preserve"> </w:t>
-      </w:r>
-      <w:r>
-        <w:rPr>
-          <w:rFonts w:ascii="Times New Roman" w:hAnsi="Times New Roman"/>
-          <w:color w:val="000000"/>
-          <w:sz w:val="24"/>
-        </w:rPr>
-        <w:t>–</w:t>
-      </w:r>
-      <w:r>
-        <w:rPr>
-          <w:rFonts w:ascii="Times New Roman" w:hAnsi="Times New Roman"/>
-          <w:color w:val="000000"/>
-          <w:sz w:val="24"/>
-        </w:rPr>
-        <w:t xml:space="preserve"> </w:t>
-      </w:r>
-      <w:r>
-        <w:rPr>
-          <w:rFonts w:ascii="Times New Roman" w:hAnsi="Times New Roman"/>
-          <w:color w:val="000000"/>
-          <w:sz w:val="24"/>
-        </w:rPr>
-        <w:t>і</w:t>
-      </w:r>
-      <w:r>
-        <w:rPr>
-          <w:rFonts w:ascii="Times New Roman" w:hAnsi="Times New Roman"/>
-          <w:color w:val="000000"/>
-          <w:sz w:val="24"/>
-        </w:rPr>
-        <w:t xml:space="preserve"> </w:t>
-      </w:r>
-      <w:r>
-        <w:rPr>
-          <w:rFonts w:ascii="Times New Roman" w:hAnsi="Times New Roman"/>
-          <w:color w:val="000000"/>
-          <w:sz w:val="24"/>
-        </w:rPr>
-        <w:t>Тобі</w:t>
-      </w:r>
-      <w:r>
-        <w:rPr>
-          <w:rFonts w:ascii="Times New Roman" w:hAnsi="Times New Roman"/>
-          <w:color w:val="000000"/>
-          <w:sz w:val="24"/>
-        </w:rPr>
-        <w:t xml:space="preserve"> </w:t>
-      </w:r>
-      <w:r>
-        <w:rPr>
-          <w:rFonts w:ascii="Times New Roman" w:hAnsi="Times New Roman"/>
-          <w:color w:val="000000"/>
-          <w:sz w:val="24"/>
-        </w:rPr>
-        <w:t>славу</w:t>
-      </w:r>
-      <w:r>
-        <w:rPr>
-          <w:rFonts w:ascii="Times New Roman" w:hAnsi="Times New Roman"/>
-          <w:color w:val="000000"/>
-          <w:sz w:val="24"/>
-        </w:rPr>
-        <w:t xml:space="preserve"> </w:t>
-      </w:r>
-      <w:r>
-        <w:rPr>
-          <w:rFonts w:ascii="Times New Roman" w:hAnsi="Times New Roman"/>
-          <w:color w:val="000000"/>
-          <w:sz w:val="24"/>
-        </w:rPr>
-        <w:t>возсилаємо,</w:t>
-      </w:r>
-      <w:r>
-        <w:rPr>
-          <w:rFonts w:ascii="Times New Roman" w:hAnsi="Times New Roman"/>
-          <w:color w:val="000000"/>
-          <w:sz w:val="24"/>
-        </w:rPr>
-        <w:t xml:space="preserve"> </w:t>
-      </w:r>
-      <w:r>
-        <w:rPr>
-          <w:rFonts w:ascii="Times New Roman" w:hAnsi="Times New Roman"/>
-          <w:color w:val="000000"/>
-          <w:sz w:val="24"/>
-        </w:rPr>
-        <w:t>Отцю,</w:t>
-      </w:r>
-      <w:r>
-        <w:rPr>
-          <w:rFonts w:ascii="Times New Roman" w:hAnsi="Times New Roman"/>
-          <w:color w:val="000000"/>
-          <w:sz w:val="24"/>
-        </w:rPr>
-        <w:t xml:space="preserve"> </w:t>
-      </w:r>
-      <w:r>
-        <w:rPr>
-          <w:rFonts w:ascii="Times New Roman" w:hAnsi="Times New Roman"/>
-          <w:color w:val="000000"/>
-          <w:sz w:val="24"/>
-        </w:rPr>
-        <w:t>і</w:t>
-      </w:r>
-      <w:r>
-        <w:rPr>
-          <w:rFonts w:ascii="Times New Roman" w:hAnsi="Times New Roman"/>
-          <w:color w:val="000000"/>
-          <w:sz w:val="24"/>
-        </w:rPr>
-        <w:t xml:space="preserve"> </w:t>
-      </w:r>
-      <w:r>
-        <w:rPr>
-          <w:rFonts w:ascii="Times New Roman" w:hAnsi="Times New Roman"/>
-          <w:color w:val="000000"/>
-          <w:sz w:val="24"/>
-        </w:rPr>
-        <w:t>Сину,</w:t>
-      </w:r>
-      <w:r>
-        <w:rPr>
-          <w:rFonts w:ascii="Times New Roman" w:hAnsi="Times New Roman"/>
-          <w:color w:val="000000"/>
-          <w:sz w:val="24"/>
-        </w:rPr>
-        <w:t xml:space="preserve"> </w:t>
-      </w:r>
-      <w:r>
-        <w:rPr>
-          <w:rFonts w:ascii="Times New Roman" w:hAnsi="Times New Roman"/>
-          <w:color w:val="000000"/>
-          <w:sz w:val="24"/>
-        </w:rPr>
-        <w:t>і</w:t>
-      </w:r>
-      <w:r>
-        <w:rPr>
-          <w:rFonts w:ascii="Times New Roman" w:hAnsi="Times New Roman"/>
-          <w:color w:val="000000"/>
-          <w:sz w:val="24"/>
-        </w:rPr>
-        <w:t xml:space="preserve"> </w:t>
-      </w:r>
-      <w:r>
-        <w:rPr>
-          <w:rFonts w:ascii="Times New Roman" w:hAnsi="Times New Roman"/>
-          <w:color w:val="000000"/>
-          <w:sz w:val="24"/>
-        </w:rPr>
-        <w:t>Святому</w:t>
-      </w:r>
-      <w:r>
-        <w:rPr>
-          <w:rFonts w:ascii="Times New Roman" w:hAnsi="Times New Roman"/>
-          <w:color w:val="000000"/>
-          <w:sz w:val="24"/>
-        </w:rPr>
-        <w:t xml:space="preserve"> </w:t>
-      </w:r>
-      <w:r>
-        <w:rPr>
-          <w:rFonts w:ascii="Times New Roman" w:hAnsi="Times New Roman"/>
-          <w:color w:val="000000"/>
-          <w:sz w:val="24"/>
-        </w:rPr>
-        <w:t>Духові</w:t>
-      </w:r>
-      <w:r>
-        <w:rPr>
-          <w:rFonts w:ascii="Times New Roman" w:hAnsi="Times New Roman"/>
-          <w:sz w:val="24"/>
-        </w:rPr>
-        <w:t>,</w:t>
-      </w:r>
-      <w:r>
-        <w:rPr>
-          <w:rFonts w:ascii="Times New Roman" w:hAnsi="Times New Roman"/>
-          <w:sz w:val="24"/>
-        </w:rPr>
-        <w:t xml:space="preserve"> </w:t>
-      </w:r>
-      <w:r>
-        <w:rPr>
-          <w:rFonts w:ascii="Times New Roman" w:hAnsi="Times New Roman"/>
-          <w:sz w:val="24"/>
-        </w:rPr>
-        <w:t>нині,</w:t>
-      </w:r>
-      <w:r>
-        <w:rPr>
-          <w:rFonts w:ascii="Times New Roman" w:hAnsi="Times New Roman"/>
-          <w:sz w:val="24"/>
-        </w:rPr>
-        <w:t xml:space="preserve"> </w:t>
-      </w:r>
-      <w:r>
-        <w:rPr>
-          <w:rFonts w:ascii="Times New Roman" w:hAnsi="Times New Roman"/>
-          <w:sz w:val="24"/>
-        </w:rPr>
-        <w:t>і</w:t>
-      </w:r>
-      <w:r>
-        <w:rPr>
-          <w:rFonts w:ascii="Times New Roman" w:hAnsi="Times New Roman"/>
-          <w:sz w:val="24"/>
-        </w:rPr>
-        <w:t xml:space="preserve"> </w:t>
-      </w:r>
-      <w:r>
-        <w:rPr>
-          <w:rFonts w:ascii="Times New Roman" w:hAnsi="Times New Roman"/>
-          <w:sz w:val="24"/>
-        </w:rPr>
-        <w:t>повсякчас,</w:t>
-      </w:r>
-      <w:r>
-        <w:rPr>
-          <w:rFonts w:ascii="Times New Roman" w:hAnsi="Times New Roman"/>
-          <w:sz w:val="24"/>
-        </w:rPr>
-        <w:t xml:space="preserve"> </w:t>
-      </w:r>
-      <w:r>
-        <w:rPr>
-          <w:rFonts w:ascii="Times New Roman" w:hAnsi="Times New Roman"/>
-          <w:sz w:val="24"/>
-        </w:rPr>
-        <w:t>і</w:t>
-      </w:r>
-      <w:r>
-        <w:rPr>
-          <w:rFonts w:ascii="Times New Roman" w:hAnsi="Times New Roman"/>
-          <w:sz w:val="24"/>
-        </w:rPr>
-        <w:t xml:space="preserve"> </w:t>
-      </w:r>
-      <w:r>
-        <w:rPr>
-          <w:rFonts w:ascii="Times New Roman" w:hAnsi="Times New Roman"/>
-          <w:sz w:val="24"/>
-        </w:rPr>
-        <w:t>на</w:t>
-      </w:r>
-      <w:r>
-        <w:rPr>
-          <w:rFonts w:ascii="Times New Roman" w:hAnsi="Times New Roman"/>
-          <w:sz w:val="24"/>
-        </w:rPr>
-        <w:t xml:space="preserve"> </w:t>
-      </w:r>
-      <w:r>
-        <w:rPr>
-          <w:rFonts w:ascii="Times New Roman" w:hAnsi="Times New Roman"/>
-          <w:sz w:val="24"/>
-        </w:rPr>
-        <w:t>віки</w:t>
-      </w:r>
-      <w:r>
-        <w:rPr>
-          <w:rFonts w:ascii="Times New Roman" w:hAnsi="Times New Roman"/>
-          <w:sz w:val="24"/>
-        </w:rPr>
-        <w:t xml:space="preserve"> </w:t>
-      </w:r>
-      <w:r>
-        <w:rPr>
-          <w:rFonts w:ascii="Times New Roman" w:hAnsi="Times New Roman"/>
-          <w:sz w:val="24"/>
-        </w:rPr>
-        <w:t>віків.</w:t>
+          <w:sz w:val="24"/>
+        </w:rPr>
+        <w:t xml:space="preserve"> Бо Ти цар миру і Спас душ наших – і Тобі славу возсилаємо, Отцю, і Сину, і Святому Духові, нині, і повсякчас, і на віки віків.</w:t>
       </w:r>
     </w:p>
     <w:p>
@@ -49896,29 +47675,19 @@
       </w:pPr>
       <w:r>
         <w:rPr>
-          <w:rFonts w:ascii="Times New Roman" w:hAnsi="Times New Roman" w:cs="Times New Roman"/>
+          <w:rFonts w:ascii="Times New Roman" w:hAnsi="Times New Roman"/>
           <w:i/>
           <w:color w:val="FF4400"/>
           <w:sz w:val="24"/>
-          <w:szCs w:val="24"/>
-        </w:rPr>
-        <w:t xml:space="preserve">Священник: </w:t>
-      </w:r>
-      <w:r>
-        <w:rPr>
-          <w:rFonts w:ascii="Times New Roman" w:hAnsi="Times New Roman" w:cs="Times New Roman"/>
-          <w:sz w:val="24"/>
-          <w:szCs w:val="24"/>
-        </w:rPr>
-        <w:t>Бо милостивий і людинолюбний Бог єси, і Тобі славу возсилаєм</w:t>
-      </w:r>
-      <w:r>
-        <w:rPr>
-          <w:rFonts w:ascii="Times New Roman" w:hAnsi="Times New Roman" w:cs="Times New Roman"/>
-          <w:sz w:val="24"/>
-          <w:szCs w:val="24"/>
-        </w:rPr>
-        <w:t>о, Отцю, і Сину, і Святому Духові, нині, і повсякчас, і на віки віків.</w:t>
+        </w:rPr>
+        <w:t>Священник:</w:t>
+      </w:r>
+      <w:r>
+        <w:rPr>
+          <w:rFonts w:ascii="Times New Roman" w:hAnsi="Times New Roman"/>
+          <w:sz w:val="24"/>
+        </w:rPr>
+        <w:t xml:space="preserve"> Бо милостивий і людинолюбний Бог єси, і Тобі славу возсилаємо, Отцю, і Сину, і Святому Духові, нині, і повсякчас, і на віки віків.</w:t>
       </w:r>
     </w:p>
     <w:p>
@@ -51152,65 +48921,38 @@
     <w:p>
       <w:pPr>
         <w:spacing w:after="120"/>
-        <w:jc w:val="both"/>
-        <w:rPr>
-          <w:rFonts w:ascii="Times New Roman" w:hAnsi="Times New Roman" w:cs="Times New Roman"/>
-          <w:sz w:val="24"/>
-          <w:szCs w:val="24"/>
-        </w:rPr>
-      </w:pPr>
-      <w:r>
-        <w:rPr>
-          <w:rFonts w:ascii="Times New Roman" w:hAnsi="Times New Roman" w:cs="Times New Roman"/>
-          <w:i/>
-          <w:color w:val="FF0000"/>
-          <w:sz w:val="24"/>
-          <w:szCs w:val="24"/>
-        </w:rPr>
-        <w:t>Священик:</w:t>
-      </w:r>
-      <w:r>
-        <w:rPr>
-          <w:rFonts w:ascii="Times New Roman" w:hAnsi="Times New Roman" w:cs="Times New Roman"/>
-          <w:color w:val="FF0000"/>
-          <w:sz w:val="24"/>
-          <w:szCs w:val="24"/>
-        </w:rPr>
-        <w:t xml:space="preserve"> </w:t>
-      </w:r>
-      <w:r>
-        <w:rPr>
-          <w:rFonts w:ascii="Times New Roman" w:hAnsi="Times New Roman" w:cs="Times New Roman"/>
-          <w:sz w:val="24"/>
-          <w:szCs w:val="24"/>
-        </w:rPr>
-        <w:t xml:space="preserve">Христос, істинний Бог наш, молитвами пречистої своєї Матері, і святого славного апостола і євангелиста Матея, якого світлу пам’ять днесь святкуємо, святих славних і всехвальних апостолів, і святого </w:t>
-      </w:r>
-      <w:r>
-        <w:rPr>
-          <w:rFonts w:ascii="Times New Roman" w:hAnsi="Times New Roman" w:cs="Times New Roman"/>
-          <w:i/>
-          <w:color w:val="FF0000"/>
-          <w:sz w:val="24"/>
-          <w:szCs w:val="24"/>
-        </w:rPr>
-        <w:t xml:space="preserve">(ім'я, якого є храм), </w:t>
-      </w:r>
-      <w:r>
-        <w:rPr>
-          <w:rFonts w:ascii="Times New Roman" w:hAnsi="Times New Roman" w:cs="Times New Roman"/>
-          <w:sz w:val="24"/>
-          <w:szCs w:val="24"/>
-        </w:rPr>
-        <w:t xml:space="preserve">і всіх святих, помилує і спасе нас, </w:t>
-      </w:r>
-      <w:r>
-        <w:rPr>
-          <w:rFonts w:ascii="Times New Roman" w:hAnsi="Times New Roman" w:cs="Times New Roman"/>
-          <w:sz w:val="24"/>
-          <w:szCs w:val="24"/>
-        </w:rPr>
-        <w:t>як благий і людинолюбний.</w:t>
+      </w:pPr>
+      <w:r>
+        <w:rPr>
+          <w:rFonts w:ascii="Times New Roman" w:hAnsi="Times New Roman"/>
+          <w:i/>
+          <w:color w:val="FF4400"/>
+          <w:sz w:val="24"/>
+        </w:rPr>
+        <w:t>Священник:</w:t>
+      </w:r>
+      <w:r>
+        <w:rPr>
+          <w:rFonts w:ascii="Times New Roman" w:hAnsi="Times New Roman"/>
+          <w:sz w:val="24"/>
+        </w:rPr>
+        <w:t xml:space="preserve"> Христос, істинний Бог наш - молитвами пречистої Своєї Матері, святих славних і всехвальних апостолів, і святого, </w:t>
+      </w:r>
+      <w:r>
+        <w:rPr>
+          <w:rFonts w:ascii="Times New Roman" w:hAnsi="Times New Roman"/>
+          <w:i/>
+          <w:color w:val="FF4400"/>
+          <w:sz w:val="24"/>
+        </w:rPr>
+        <w:t>якого є храм</w:t>
+      </w:r>
+      <w:r>
+        <w:rPr>
+          <w:rFonts w:ascii="Times New Roman" w:hAnsi="Times New Roman"/>
+          <w:sz w:val="24"/>
+        </w:rPr>
+        <w:t>, і святого апостола і євангелиста Матея, якого сьогодні пам'ять світло звершуємо, і всіх святих - помилує і спасе нас як благий і людинолюбний.</w:t>
       </w:r>
     </w:p>
     <w:p>
